--- a/manuales/Manual_de_Usuario_Meritum_CAT.docx
+++ b/manuales/Manual_de_Usuario_Meritum_CAT.docx
@@ -286,7 +286,7 @@
       <w:r>
         <w:fldChar w:fldCharType="separate"/>
       </w:r>
-      <w:hyperlink w:anchor="_Toc241262649" w:history="1">
+      <w:hyperlink w:anchor="_Toc241263068" w:history="1">
         <w:r>
           <w:rPr>
             <w:rStyle w:val="Hyperlink"/>
@@ -313,7 +313,7 @@
             <w:noProof/>
             <w:webHidden/>
           </w:rPr>
-          <w:instrText xml:space="preserve"> PAGEREF _Toc241262649 \h </w:instrText>
+          <w:instrText xml:space="preserve"> PAGEREF _Toc241263068 \h </w:instrText>
         </w:r>
         <w:r>
           <w:rPr>
@@ -354,7 +354,7 @@
           <w:noProof/>
         </w:rPr>
       </w:pPr>
-      <w:hyperlink w:anchor="_Toc241262650" w:history="1">
+      <w:hyperlink w:anchor="_Toc241263069" w:history="1">
         <w:r>
           <w:rPr>
             <w:rStyle w:val="Hyperlink"/>
@@ -381,7 +381,7 @@
             <w:noProof/>
             <w:webHidden/>
           </w:rPr>
-          <w:instrText xml:space="preserve"> PAGEREF _Toc241262650 \h </w:instrText>
+          <w:instrText xml:space="preserve"> PAGEREF _Toc241263069 \h </w:instrText>
         </w:r>
         <w:r>
           <w:rPr>
@@ -422,7 +422,7 @@
           <w:noProof/>
         </w:rPr>
       </w:pPr>
-      <w:hyperlink w:anchor="_Toc241262651" w:history="1">
+      <w:hyperlink w:anchor="_Toc241263070" w:history="1">
         <w:r>
           <w:rPr>
             <w:rStyle w:val="Hyperlink"/>
@@ -449,7 +449,7 @@
             <w:noProof/>
             <w:webHidden/>
           </w:rPr>
-          <w:instrText xml:space="preserve"> PAGEREF _Toc241262651 \h </w:instrText>
+          <w:instrText xml:space="preserve"> PAGEREF _Toc241263070 \h </w:instrText>
         </w:r>
         <w:r>
           <w:rPr>
@@ -490,7 +490,7 @@
           <w:noProof/>
         </w:rPr>
       </w:pPr>
-      <w:hyperlink w:anchor="_Toc241262652" w:history="1">
+      <w:hyperlink w:anchor="_Toc241263071" w:history="1">
         <w:r>
           <w:rPr>
             <w:rStyle w:val="Hyperlink"/>
@@ -517,7 +517,7 @@
             <w:noProof/>
             <w:webHidden/>
           </w:rPr>
-          <w:instrText xml:space="preserve"> PAGEREF _Toc241262652 \h </w:instrText>
+          <w:instrText xml:space="preserve"> PAGEREF _Toc241263071 \h </w:instrText>
         </w:r>
         <w:r>
           <w:rPr>
@@ -558,7 +558,7 @@
           <w:noProof/>
         </w:rPr>
       </w:pPr>
-      <w:hyperlink w:anchor="_Toc241262653" w:history="1">
+      <w:hyperlink w:anchor="_Toc241263072" w:history="1">
         <w:r>
           <w:rPr>
             <w:rStyle w:val="Hyperlink"/>
@@ -585,7 +585,7 @@
             <w:noProof/>
             <w:webHidden/>
           </w:rPr>
-          <w:instrText xml:space="preserve"> PAGEREF _Toc241262653 \h </w:instrText>
+          <w:instrText xml:space="preserve"> PAGEREF _Toc241263072 \h </w:instrText>
         </w:r>
         <w:r>
           <w:rPr>
@@ -626,7 +626,7 @@
           <w:noProof/>
         </w:rPr>
       </w:pPr>
-      <w:hyperlink w:anchor="_Toc241262654" w:history="1">
+      <w:hyperlink w:anchor="_Toc241263073" w:history="1">
         <w:r>
           <w:rPr>
             <w:rStyle w:val="Hyperlink"/>
@@ -653,7 +653,7 @@
             <w:noProof/>
             <w:webHidden/>
           </w:rPr>
-          <w:instrText xml:space="preserve"> PAGEREF _Toc241262654 \h </w:instrText>
+          <w:instrText xml:space="preserve"> PAGEREF _Toc241263073 \h </w:instrText>
         </w:r>
         <w:r>
           <w:rPr>
@@ -694,7 +694,7 @@
           <w:noProof/>
         </w:rPr>
       </w:pPr>
-      <w:hyperlink w:anchor="_Toc241262655" w:history="1">
+      <w:hyperlink w:anchor="_Toc241263074" w:history="1">
         <w:r>
           <w:rPr>
             <w:rStyle w:val="Hyperlink"/>
@@ -721,7 +721,7 @@
             <w:noProof/>
             <w:webHidden/>
           </w:rPr>
-          <w:instrText xml:space="preserve"> PAGEREF _Toc241262655 \h </w:instrText>
+          <w:instrText xml:space="preserve"> PAGEREF _Toc241263074 \h </w:instrText>
         </w:r>
         <w:r>
           <w:rPr>
@@ -762,7 +762,7 @@
           <w:noProof/>
         </w:rPr>
       </w:pPr>
-      <w:hyperlink w:anchor="_Toc241262656" w:history="1">
+      <w:hyperlink w:anchor="_Toc241263075" w:history="1">
         <w:r>
           <w:rPr>
             <w:rStyle w:val="Hyperlink"/>
@@ -789,7 +789,7 @@
             <w:noProof/>
             <w:webHidden/>
           </w:rPr>
-          <w:instrText xml:space="preserve"> PAGEREF _Toc241262656 \h </w:instrText>
+          <w:instrText xml:space="preserve"> PAGEREF _Toc241263075 \h </w:instrText>
         </w:r>
         <w:r>
           <w:rPr>
@@ -830,7 +830,7 @@
           <w:noProof/>
         </w:rPr>
       </w:pPr>
-      <w:hyperlink w:anchor="_Toc241262657" w:history="1">
+      <w:hyperlink w:anchor="_Toc241263076" w:history="1">
         <w:r>
           <w:rPr>
             <w:rStyle w:val="Hyperlink"/>
@@ -857,7 +857,7 @@
             <w:noProof/>
             <w:webHidden/>
           </w:rPr>
-          <w:instrText xml:space="preserve"> PAGEREF _Toc241262657 \h </w:instrText>
+          <w:instrText xml:space="preserve"> PAGEREF _Toc241263076 \h </w:instrText>
         </w:r>
         <w:r>
           <w:rPr>
@@ -898,7 +898,7 @@
           <w:noProof/>
         </w:rPr>
       </w:pPr>
-      <w:hyperlink w:anchor="_Toc241262658" w:history="1">
+      <w:hyperlink w:anchor="_Toc241263077" w:history="1">
         <w:r>
           <w:rPr>
             <w:rStyle w:val="Hyperlink"/>
@@ -925,7 +925,7 @@
             <w:noProof/>
             <w:webHidden/>
           </w:rPr>
-          <w:instrText xml:space="preserve"> PAGEREF _Toc241262658 \h </w:instrText>
+          <w:instrText xml:space="preserve"> PAGEREF _Toc241263077 \h </w:instrText>
         </w:r>
         <w:r>
           <w:rPr>
@@ -966,7 +966,7 @@
           <w:noProof/>
         </w:rPr>
       </w:pPr>
-      <w:hyperlink w:anchor="_Toc241262659" w:history="1">
+      <w:hyperlink w:anchor="_Toc241263078" w:history="1">
         <w:r>
           <w:rPr>
             <w:rStyle w:val="Hyperlink"/>
@@ -993,7 +993,7 @@
             <w:noProof/>
             <w:webHidden/>
           </w:rPr>
-          <w:instrText xml:space="preserve"> PAGEREF _Toc241262659 \h </w:instrText>
+          <w:instrText xml:space="preserve"> PAGEREF _Toc241263078 \h </w:instrText>
         </w:r>
         <w:r>
           <w:rPr>
@@ -1034,7 +1034,7 @@
           <w:noProof/>
         </w:rPr>
       </w:pPr>
-      <w:hyperlink w:anchor="_Toc241262660" w:history="1">
+      <w:hyperlink w:anchor="_Toc241263079" w:history="1">
         <w:r>
           <w:rPr>
             <w:rStyle w:val="Hyperlink"/>
@@ -1061,7 +1061,7 @@
             <w:noProof/>
             <w:webHidden/>
           </w:rPr>
-          <w:instrText xml:space="preserve"> PAGEREF _Toc241262660 \h </w:instrText>
+          <w:instrText xml:space="preserve"> PAGEREF _Toc241263079 \h </w:instrText>
         </w:r>
         <w:r>
           <w:rPr>
@@ -1102,7 +1102,7 @@
           <w:noProof/>
         </w:rPr>
       </w:pPr>
-      <w:hyperlink w:anchor="_Toc241262661" w:history="1">
+      <w:hyperlink w:anchor="_Toc241263080" w:history="1">
         <w:r>
           <w:rPr>
             <w:rStyle w:val="Hyperlink"/>
@@ -1129,7 +1129,7 @@
             <w:noProof/>
             <w:webHidden/>
           </w:rPr>
-          <w:instrText xml:space="preserve"> PAGEREF _Toc241262661 \h </w:instrText>
+          <w:instrText xml:space="preserve"> PAGEREF _Toc241263080 \h </w:instrText>
         </w:r>
         <w:r>
           <w:rPr>
@@ -1170,7 +1170,7 @@
           <w:noProof/>
         </w:rPr>
       </w:pPr>
-      <w:hyperlink w:anchor="_Toc241262662" w:history="1">
+      <w:hyperlink w:anchor="_Toc241263081" w:history="1">
         <w:r>
           <w:rPr>
             <w:rStyle w:val="Hyperlink"/>
@@ -1197,7 +1197,7 @@
             <w:noProof/>
             <w:webHidden/>
           </w:rPr>
-          <w:instrText xml:space="preserve"> PAGEREF _Toc241262662 \h </w:instrText>
+          <w:instrText xml:space="preserve"> PAGEREF _Toc241263081 \h </w:instrText>
         </w:r>
         <w:r>
           <w:rPr>
@@ -1238,7 +1238,7 @@
           <w:noProof/>
         </w:rPr>
       </w:pPr>
-      <w:hyperlink w:anchor="_Toc241262663" w:history="1">
+      <w:hyperlink w:anchor="_Toc241263082" w:history="1">
         <w:r>
           <w:rPr>
             <w:rStyle w:val="Hyperlink"/>
@@ -1265,7 +1265,7 @@
             <w:noProof/>
             <w:webHidden/>
           </w:rPr>
-          <w:instrText xml:space="preserve"> PAGEREF _Toc241262663 \h </w:instrText>
+          <w:instrText xml:space="preserve"> PAGEREF _Toc241263082 \h </w:instrText>
         </w:r>
         <w:r>
           <w:rPr>
@@ -1306,7 +1306,7 @@
           <w:noProof/>
         </w:rPr>
       </w:pPr>
-      <w:hyperlink w:anchor="_Toc241262664" w:history="1">
+      <w:hyperlink w:anchor="_Toc241263083" w:history="1">
         <w:r>
           <w:rPr>
             <w:rStyle w:val="Hyperlink"/>
@@ -1333,7 +1333,7 @@
             <w:noProof/>
             <w:webHidden/>
           </w:rPr>
-          <w:instrText xml:space="preserve"> PAGEREF _Toc241262664 \h </w:instrText>
+          <w:instrText xml:space="preserve"> PAGEREF _Toc241263083 \h </w:instrText>
         </w:r>
         <w:r>
           <w:rPr>
@@ -1374,7 +1374,7 @@
           <w:noProof/>
         </w:rPr>
       </w:pPr>
-      <w:hyperlink w:anchor="_Toc241262665" w:history="1">
+      <w:hyperlink w:anchor="_Toc241263084" w:history="1">
         <w:r>
           <w:rPr>
             <w:rStyle w:val="Hyperlink"/>
@@ -1401,7 +1401,7 @@
             <w:noProof/>
             <w:webHidden/>
           </w:rPr>
-          <w:instrText xml:space="preserve"> PAGEREF _Toc241262665 \h </w:instrText>
+          <w:instrText xml:space="preserve"> PAGEREF _Toc241263084 \h </w:instrText>
         </w:r>
         <w:r>
           <w:rPr>
@@ -1442,7 +1442,7 @@
           <w:noProof/>
         </w:rPr>
       </w:pPr>
-      <w:hyperlink w:anchor="_Toc241262666" w:history="1">
+      <w:hyperlink w:anchor="_Toc241263085" w:history="1">
         <w:r>
           <w:rPr>
             <w:rStyle w:val="Hyperlink"/>
@@ -1469,7 +1469,7 @@
             <w:noProof/>
             <w:webHidden/>
           </w:rPr>
-          <w:instrText xml:space="preserve"> PAGEREF _Toc241262666 \h </w:instrText>
+          <w:instrText xml:space="preserve"> PAGEREF _Toc241263085 \h </w:instrText>
         </w:r>
         <w:r>
           <w:rPr>
@@ -1510,7 +1510,7 @@
           <w:noProof/>
         </w:rPr>
       </w:pPr>
-      <w:hyperlink w:anchor="_Toc241262667" w:history="1">
+      <w:hyperlink w:anchor="_Toc241263086" w:history="1">
         <w:r>
           <w:rPr>
             <w:rStyle w:val="Hyperlink"/>
@@ -1537,7 +1537,7 @@
             <w:noProof/>
             <w:webHidden/>
           </w:rPr>
-          <w:instrText xml:space="preserve"> PAGEREF _Toc241262667 \h </w:instrText>
+          <w:instrText xml:space="preserve"> PAGEREF _Toc241263086 \h </w:instrText>
         </w:r>
         <w:r>
           <w:rPr>
@@ -1578,7 +1578,7 @@
           <w:noProof/>
         </w:rPr>
       </w:pPr>
-      <w:hyperlink w:anchor="_Toc241262668" w:history="1">
+      <w:hyperlink w:anchor="_Toc241263087" w:history="1">
         <w:r>
           <w:rPr>
             <w:rStyle w:val="Hyperlink"/>
@@ -1605,7 +1605,7 @@
             <w:noProof/>
             <w:webHidden/>
           </w:rPr>
-          <w:instrText xml:space="preserve"> PAGEREF _Toc241262668 \h </w:instrText>
+          <w:instrText xml:space="preserve"> PAGEREF _Toc241263087 \h </w:instrText>
         </w:r>
         <w:r>
           <w:rPr>
@@ -1646,7 +1646,7 @@
           <w:noProof/>
         </w:rPr>
       </w:pPr>
-      <w:hyperlink w:anchor="_Toc241262669" w:history="1">
+      <w:hyperlink w:anchor="_Toc241263088" w:history="1">
         <w:r>
           <w:rPr>
             <w:rStyle w:val="Hyperlink"/>
@@ -1673,7 +1673,7 @@
             <w:noProof/>
             <w:webHidden/>
           </w:rPr>
-          <w:instrText xml:space="preserve"> PAGEREF _Toc241262669 \h </w:instrText>
+          <w:instrText xml:space="preserve"> PAGEREF _Toc241263088 \h </w:instrText>
         </w:r>
         <w:r>
           <w:rPr>
@@ -1714,7 +1714,7 @@
           <w:noProof/>
         </w:rPr>
       </w:pPr>
-      <w:hyperlink w:anchor="_Toc241262670" w:history="1">
+      <w:hyperlink w:anchor="_Toc241263089" w:history="1">
         <w:r>
           <w:rPr>
             <w:rStyle w:val="Hyperlink"/>
@@ -1741,7 +1741,7 @@
             <w:noProof/>
             <w:webHidden/>
           </w:rPr>
-          <w:instrText xml:space="preserve"> PAGEREF _Toc241262670 \h </w:instrText>
+          <w:instrText xml:space="preserve"> PAGEREF _Toc241263089 \h </w:instrText>
         </w:r>
         <w:r>
           <w:rPr>
@@ -1782,7 +1782,7 @@
           <w:noProof/>
         </w:rPr>
       </w:pPr>
-      <w:hyperlink w:anchor="_Toc241262671" w:history="1">
+      <w:hyperlink w:anchor="_Toc241263090" w:history="1">
         <w:r>
           <w:rPr>
             <w:rStyle w:val="Hyperlink"/>
@@ -1809,7 +1809,7 @@
             <w:noProof/>
             <w:webHidden/>
           </w:rPr>
-          <w:instrText xml:space="preserve"> PAGEREF _Toc241262671 \h </w:instrText>
+          <w:instrText xml:space="preserve"> PAGEREF _Toc241263090 \h </w:instrText>
         </w:r>
         <w:r>
           <w:rPr>
@@ -1850,7 +1850,7 @@
           <w:noProof/>
         </w:rPr>
       </w:pPr>
-      <w:hyperlink w:anchor="_Toc241262672" w:history="1">
+      <w:hyperlink w:anchor="_Toc241263091" w:history="1">
         <w:r>
           <w:rPr>
             <w:rStyle w:val="Hyperlink"/>
@@ -1877,7 +1877,7 @@
             <w:noProof/>
             <w:webHidden/>
           </w:rPr>
-          <w:instrText xml:space="preserve"> PAGEREF _Toc241262672 \h </w:instrText>
+          <w:instrText xml:space="preserve"> PAGEREF _Toc241263091 \h </w:instrText>
         </w:r>
         <w:r>
           <w:rPr>
@@ -1918,7 +1918,7 @@
           <w:noProof/>
         </w:rPr>
       </w:pPr>
-      <w:hyperlink w:anchor="_Toc241262673" w:history="1">
+      <w:hyperlink w:anchor="_Toc241263092" w:history="1">
         <w:r>
           <w:rPr>
             <w:rStyle w:val="Hyperlink"/>
@@ -1945,7 +1945,7 @@
             <w:noProof/>
             <w:webHidden/>
           </w:rPr>
-          <w:instrText xml:space="preserve"> PAGEREF _Toc241262673 \h </w:instrText>
+          <w:instrText xml:space="preserve"> PAGEREF _Toc241263092 \h </w:instrText>
         </w:r>
         <w:r>
           <w:rPr>
@@ -1986,7 +1986,7 @@
           <w:noProof/>
         </w:rPr>
       </w:pPr>
-      <w:hyperlink w:anchor="_Toc241262674" w:history="1">
+      <w:hyperlink w:anchor="_Toc241263093" w:history="1">
         <w:r>
           <w:rPr>
             <w:rStyle w:val="Hyperlink"/>
@@ -2013,7 +2013,7 @@
             <w:noProof/>
             <w:webHidden/>
           </w:rPr>
-          <w:instrText xml:space="preserve"> PAGEREF _Toc241262674 \h </w:instrText>
+          <w:instrText xml:space="preserve"> PAGEREF _Toc241263093 \h </w:instrText>
         </w:r>
         <w:r>
           <w:rPr>
@@ -2054,7 +2054,7 @@
           <w:noProof/>
         </w:rPr>
       </w:pPr>
-      <w:hyperlink w:anchor="_Toc241262675" w:history="1">
+      <w:hyperlink w:anchor="_Toc241263094" w:history="1">
         <w:r>
           <w:rPr>
             <w:rStyle w:val="Hyperlink"/>
@@ -2081,7 +2081,7 @@
             <w:noProof/>
             <w:webHidden/>
           </w:rPr>
-          <w:instrText xml:space="preserve"> PAGEREF _Toc241262675 \h </w:instrText>
+          <w:instrText xml:space="preserve"> PAGEREF _Toc241263094 \h </w:instrText>
         </w:r>
         <w:r>
           <w:rPr>
@@ -2122,7 +2122,7 @@
           <w:noProof/>
         </w:rPr>
       </w:pPr>
-      <w:hyperlink w:anchor="_Toc241262676" w:history="1">
+      <w:hyperlink w:anchor="_Toc241263095" w:history="1">
         <w:r>
           <w:rPr>
             <w:rStyle w:val="Hyperlink"/>
@@ -2149,7 +2149,7 @@
             <w:noProof/>
             <w:webHidden/>
           </w:rPr>
-          <w:instrText xml:space="preserve"> PAGEREF _Toc241262676 \h </w:instrText>
+          <w:instrText xml:space="preserve"> PAGEREF _Toc241263095 \h </w:instrText>
         </w:r>
         <w:r>
           <w:rPr>
@@ -2190,7 +2190,7 @@
           <w:noProof/>
         </w:rPr>
       </w:pPr>
-      <w:hyperlink w:anchor="_Toc241262677" w:history="1">
+      <w:hyperlink w:anchor="_Toc241263096" w:history="1">
         <w:r>
           <w:rPr>
             <w:rStyle w:val="Hyperlink"/>
@@ -2217,7 +2217,7 @@
             <w:noProof/>
             <w:webHidden/>
           </w:rPr>
-          <w:instrText xml:space="preserve"> PAGEREF _Toc241262677 \h </w:instrText>
+          <w:instrText xml:space="preserve"> PAGEREF _Toc241263096 \h </w:instrText>
         </w:r>
         <w:r>
           <w:rPr>
@@ -2258,7 +2258,7 @@
           <w:noProof/>
         </w:rPr>
       </w:pPr>
-      <w:hyperlink w:anchor="_Toc241262678" w:history="1">
+      <w:hyperlink w:anchor="_Toc241263097" w:history="1">
         <w:r>
           <w:rPr>
             <w:rStyle w:val="Hyperlink"/>
@@ -2285,7 +2285,7 @@
             <w:noProof/>
             <w:webHidden/>
           </w:rPr>
-          <w:instrText xml:space="preserve"> PAGEREF _Toc241262678 \h </w:instrText>
+          <w:instrText xml:space="preserve"> PAGEREF _Toc241263097 \h </w:instrText>
         </w:r>
         <w:r>
           <w:rPr>
@@ -2326,7 +2326,7 @@
           <w:noProof/>
         </w:rPr>
       </w:pPr>
-      <w:hyperlink w:anchor="_Toc241262679" w:history="1">
+      <w:hyperlink w:anchor="_Toc241263098" w:history="1">
         <w:r>
           <w:rPr>
             <w:rStyle w:val="Hyperlink"/>
@@ -2353,7 +2353,7 @@
             <w:noProof/>
             <w:webHidden/>
           </w:rPr>
-          <w:instrText xml:space="preserve"> PAGEREF _Toc241262679 \h </w:instrText>
+          <w:instrText xml:space="preserve"> PAGEREF _Toc241263098 \h </w:instrText>
         </w:r>
         <w:r>
           <w:rPr>
@@ -2394,7 +2394,7 @@
           <w:noProof/>
         </w:rPr>
       </w:pPr>
-      <w:hyperlink w:anchor="_Toc241262680" w:history="1">
+      <w:hyperlink w:anchor="_Toc241263099" w:history="1">
         <w:r>
           <w:rPr>
             <w:rStyle w:val="Hyperlink"/>
@@ -2421,7 +2421,7 @@
             <w:noProof/>
             <w:webHidden/>
           </w:rPr>
-          <w:instrText xml:space="preserve"> PAGEREF _Toc241262680 \h </w:instrText>
+          <w:instrText xml:space="preserve"> PAGEREF _Toc241263099 \h </w:instrText>
         </w:r>
         <w:r>
           <w:rPr>
@@ -2462,7 +2462,7 @@
           <w:noProof/>
         </w:rPr>
       </w:pPr>
-      <w:hyperlink w:anchor="_Toc241262681" w:history="1">
+      <w:hyperlink w:anchor="_Toc241263100" w:history="1">
         <w:r>
           <w:rPr>
             <w:rStyle w:val="Hyperlink"/>
@@ -2489,7 +2489,7 @@
             <w:noProof/>
             <w:webHidden/>
           </w:rPr>
-          <w:instrText xml:space="preserve"> PAGEREF _Toc241262681 \h </w:instrText>
+          <w:instrText xml:space="preserve"> PAGEREF _Toc241263100 \h </w:instrText>
         </w:r>
         <w:r>
           <w:rPr>
@@ -2530,7 +2530,7 @@
           <w:noProof/>
         </w:rPr>
       </w:pPr>
-      <w:hyperlink w:anchor="_Toc241262682" w:history="1">
+      <w:hyperlink w:anchor="_Toc241263101" w:history="1">
         <w:r>
           <w:rPr>
             <w:rStyle w:val="Hyperlink"/>
@@ -2557,7 +2557,7 @@
             <w:noProof/>
             <w:webHidden/>
           </w:rPr>
-          <w:instrText xml:space="preserve"> PAGEREF _Toc241262682 \h </w:instrText>
+          <w:instrText xml:space="preserve"> PAGEREF _Toc241263101 \h </w:instrText>
         </w:r>
         <w:r>
           <w:rPr>
@@ -2598,7 +2598,7 @@
           <w:noProof/>
         </w:rPr>
       </w:pPr>
-      <w:hyperlink w:anchor="_Toc241262683" w:history="1">
+      <w:hyperlink w:anchor="_Toc241263102" w:history="1">
         <w:r>
           <w:rPr>
             <w:rStyle w:val="Hyperlink"/>
@@ -2625,7 +2625,7 @@
             <w:noProof/>
             <w:webHidden/>
           </w:rPr>
-          <w:instrText xml:space="preserve"> PAGEREF _Toc241262683 \h </w:instrText>
+          <w:instrText xml:space="preserve"> PAGEREF _Toc241263102 \h </w:instrText>
         </w:r>
         <w:r>
           <w:rPr>
@@ -2666,7 +2666,7 @@
           <w:noProof/>
         </w:rPr>
       </w:pPr>
-      <w:hyperlink w:anchor="_Toc241262684" w:history="1">
+      <w:hyperlink w:anchor="_Toc241263103" w:history="1">
         <w:r>
           <w:rPr>
             <w:rStyle w:val="Hyperlink"/>
@@ -2693,7 +2693,7 @@
             <w:noProof/>
             <w:webHidden/>
           </w:rPr>
-          <w:instrText xml:space="preserve"> PAGEREF _Toc241262684 \h </w:instrText>
+          <w:instrText xml:space="preserve"> PAGEREF _Toc241263103 \h </w:instrText>
         </w:r>
         <w:r>
           <w:rPr>
@@ -2734,7 +2734,7 @@
           <w:noProof/>
         </w:rPr>
       </w:pPr>
-      <w:hyperlink w:anchor="_Toc241262685" w:history="1">
+      <w:hyperlink w:anchor="_Toc241263104" w:history="1">
         <w:r>
           <w:rPr>
             <w:rStyle w:val="Hyperlink"/>
@@ -2761,7 +2761,7 @@
             <w:noProof/>
             <w:webHidden/>
           </w:rPr>
-          <w:instrText xml:space="preserve"> PAGEREF _Toc241262685 \h </w:instrText>
+          <w:instrText xml:space="preserve"> PAGEREF _Toc241263104 \h </w:instrText>
         </w:r>
         <w:r>
           <w:rPr>
@@ -2802,7 +2802,7 @@
           <w:noProof/>
         </w:rPr>
       </w:pPr>
-      <w:hyperlink w:anchor="_Toc241262686" w:history="1">
+      <w:hyperlink w:anchor="_Toc241263105" w:history="1">
         <w:r>
           <w:rPr>
             <w:rStyle w:val="Hyperlink"/>
@@ -2829,7 +2829,7 @@
             <w:noProof/>
             <w:webHidden/>
           </w:rPr>
-          <w:instrText xml:space="preserve"> PAGEREF _Toc241262686 \h </w:instrText>
+          <w:instrText xml:space="preserve"> PAGEREF _Toc241263105 \h </w:instrText>
         </w:r>
         <w:r>
           <w:rPr>
@@ -2870,7 +2870,7 @@
           <w:noProof/>
         </w:rPr>
       </w:pPr>
-      <w:hyperlink w:anchor="_Toc241262687" w:history="1">
+      <w:hyperlink w:anchor="_Toc241263106" w:history="1">
         <w:r>
           <w:rPr>
             <w:rStyle w:val="Hyperlink"/>
@@ -2897,7 +2897,7 @@
             <w:noProof/>
             <w:webHidden/>
           </w:rPr>
-          <w:instrText xml:space="preserve"> PAGEREF _Toc241262687 \h </w:instrText>
+          <w:instrText xml:space="preserve"> PAGEREF _Toc241263106 \h </w:instrText>
         </w:r>
         <w:r>
           <w:rPr>
@@ -2938,7 +2938,7 @@
           <w:noProof/>
         </w:rPr>
       </w:pPr>
-      <w:hyperlink w:anchor="_Toc241262688" w:history="1">
+      <w:hyperlink w:anchor="_Toc241263107" w:history="1">
         <w:r>
           <w:rPr>
             <w:rStyle w:val="Hyperlink"/>
@@ -2965,7 +2965,7 @@
             <w:noProof/>
             <w:webHidden/>
           </w:rPr>
-          <w:instrText xml:space="preserve"> PAGEREF _Toc241262688 \h </w:instrText>
+          <w:instrText xml:space="preserve"> PAGEREF _Toc241263107 \h </w:instrText>
         </w:r>
         <w:r>
           <w:rPr>
@@ -3006,7 +3006,7 @@
           <w:noProof/>
         </w:rPr>
       </w:pPr>
-      <w:hyperlink w:anchor="_Toc241262689" w:history="1">
+      <w:hyperlink w:anchor="_Toc241263108" w:history="1">
         <w:r>
           <w:rPr>
             <w:rStyle w:val="Hyperlink"/>
@@ -3033,7 +3033,7 @@
             <w:noProof/>
             <w:webHidden/>
           </w:rPr>
-          <w:instrText xml:space="preserve"> PAGEREF _Toc241262689 \h </w:instrText>
+          <w:instrText xml:space="preserve"> PAGEREF _Toc241263108 \h </w:instrText>
         </w:r>
         <w:r>
           <w:rPr>
@@ -3074,7 +3074,7 @@
           <w:noProof/>
         </w:rPr>
       </w:pPr>
-      <w:hyperlink w:anchor="_Toc241262690" w:history="1">
+      <w:hyperlink w:anchor="_Toc241263109" w:history="1">
         <w:r>
           <w:rPr>
             <w:rStyle w:val="Hyperlink"/>
@@ -3101,7 +3101,7 @@
             <w:noProof/>
             <w:webHidden/>
           </w:rPr>
-          <w:instrText xml:space="preserve"> PAGEREF _Toc241262690 \h </w:instrText>
+          <w:instrText xml:space="preserve"> PAGEREF _Toc241263109 \h </w:instrText>
         </w:r>
         <w:r>
           <w:rPr>
@@ -3146,7 +3146,7 @@
       <w:pPr>
         <w:pStyle w:val="Heading1"/>
       </w:pPr>
-      <w:bookmarkStart w:id="0" w:name="_Toc241262649"/>
+      <w:bookmarkStart w:id="0" w:name="_Toc241263068"/>
       <w:r>
         <w:lastRenderedPageBreak/>
         <w:t>1. Introducción</w:t>
@@ -3157,7 +3157,7 @@
       <w:pPr>
         <w:pStyle w:val="Heading2"/>
       </w:pPr>
-      <w:bookmarkStart w:id="1" w:name="_Toc241262650"/>
+      <w:bookmarkStart w:id="1" w:name="_Toc241263069"/>
       <w:r>
         <w:t>1.1 Propósito del software</w:t>
       </w:r>
@@ -3175,7 +3175,7 @@
       <w:pPr>
         <w:pStyle w:val="Heading2"/>
       </w:pPr>
-      <w:bookmarkStart w:id="2" w:name="_Toc241262651"/>
+      <w:bookmarkStart w:id="2" w:name="_Toc241263070"/>
       <w:r>
         <w:t>1.2 Contexto general</w:t>
       </w:r>
@@ -3193,7 +3193,7 @@
       <w:pPr>
         <w:pStyle w:val="Heading2"/>
       </w:pPr>
-      <w:bookmarkStart w:id="3" w:name="_Toc241262652"/>
+      <w:bookmarkStart w:id="3" w:name="_Toc241263071"/>
       <w:r>
         <w:t>1.3 Alcance del documento</w:t>
       </w:r>
@@ -3211,7 +3211,7 @@
       <w:pPr>
         <w:pStyle w:val="Heading1"/>
       </w:pPr>
-      <w:bookmarkStart w:id="4" w:name="_Toc241262653"/>
+      <w:bookmarkStart w:id="4" w:name="_Toc241263072"/>
       <w:r>
         <w:t>2. Descripción general del sistema</w:t>
       </w:r>
@@ -3221,7 +3221,7 @@
       <w:pPr>
         <w:pStyle w:val="Heading2"/>
       </w:pPr>
-      <w:bookmarkStart w:id="5" w:name="_Toc241262654"/>
+      <w:bookmarkStart w:id="5" w:name="_Toc241263073"/>
       <w:r>
         <w:t>2.1 Equipo necesario</w:t>
       </w:r>
@@ -3267,7 +3267,7 @@
       <w:pPr>
         <w:pStyle w:val="Heading2"/>
       </w:pPr>
-      <w:bookmarkStart w:id="6" w:name="_Toc241262655"/>
+      <w:bookmarkStart w:id="6" w:name="_Toc241263074"/>
       <w:r>
         <w:t>2.2 Qué hace el sistema</w:t>
       </w:r>
@@ -3358,7 +3358,7 @@
       <w:pPr>
         <w:pStyle w:val="Heading2"/>
       </w:pPr>
-      <w:bookmarkStart w:id="7" w:name="_Toc241262656"/>
+      <w:bookmarkStart w:id="7" w:name="_Toc241263075"/>
       <w:r>
         <w:t>2.3 Para qué sirve</w:t>
       </w:r>
@@ -3376,7 +3376,7 @@
       <w:pPr>
         <w:pStyle w:val="Heading2"/>
       </w:pPr>
-      <w:bookmarkStart w:id="8" w:name="_Toc241262657"/>
+      <w:bookmarkStart w:id="8" w:name="_Toc241263076"/>
       <w:r>
         <w:t>2.4 Principales capacidades</w:t>
       </w:r>
@@ -3688,7 +3688,7 @@
       <w:pPr>
         <w:pStyle w:val="Heading1"/>
       </w:pPr>
-      <w:bookmarkStart w:id="9" w:name="_Toc241262658"/>
+      <w:bookmarkStart w:id="9" w:name="_Toc241263077"/>
       <w:r>
         <w:t>3. Acceso y requisitos</w:t>
       </w:r>
@@ -3698,7 +3698,7 @@
       <w:pPr>
         <w:pStyle w:val="Heading2"/>
       </w:pPr>
-      <w:bookmarkStart w:id="10" w:name="_Toc241262659"/>
+      <w:bookmarkStart w:id="10" w:name="_Toc241263078"/>
       <w:r>
         <w:t>3.1 Requisitos de software</w:t>
       </w:r>
@@ -3716,7 +3716,7 @@
       <w:pPr>
         <w:pStyle w:val="Heading2"/>
       </w:pPr>
-      <w:bookmarkStart w:id="11" w:name="_Toc241262660"/>
+      <w:bookmarkStart w:id="11" w:name="_Toc241263079"/>
       <w:r>
         <w:t>3.2 Requisitos de hardware</w:t>
       </w:r>
@@ -3734,7 +3734,7 @@
       <w:pPr>
         <w:pStyle w:val="Heading2"/>
       </w:pPr>
-      <w:bookmarkStart w:id="12" w:name="_Toc241262661"/>
+      <w:bookmarkStart w:id="12" w:name="_Toc241263080"/>
       <w:r>
         <w:t>3.3 Instalación y ejecución del programa</w:t>
       </w:r>
@@ -3828,7 +3828,7 @@
       <w:pPr>
         <w:pStyle w:val="Heading2"/>
       </w:pPr>
-      <w:bookmarkStart w:id="13" w:name="_Toc241262662"/>
+      <w:bookmarkStart w:id="13" w:name="_Toc241263081"/>
       <w:r>
         <w:t>3.4 Idioma de la interfaz</w:t>
       </w:r>
@@ -3846,7 +3846,7 @@
       <w:pPr>
         <w:pStyle w:val="Heading2"/>
       </w:pPr>
-      <w:bookmarkStart w:id="14" w:name="_Toc241262663"/>
+      <w:bookmarkStart w:id="14" w:name="_Toc241263082"/>
       <w:r>
         <w:t>3.5 Archivos y carpetas del programa</w:t>
       </w:r>
@@ -4127,7 +4127,7 @@
       <w:pPr>
         <w:pStyle w:val="Heading1"/>
       </w:pPr>
-      <w:bookmarkStart w:id="15" w:name="_Toc241262664"/>
+      <w:bookmarkStart w:id="15" w:name="_Toc241263083"/>
       <w:r>
         <w:t>4. Uso del sistema</w:t>
       </w:r>
@@ -4137,7 +4137,7 @@
       <w:pPr>
         <w:pStyle w:val="Heading2"/>
       </w:pPr>
-      <w:bookmarkStart w:id="16" w:name="_Toc241262665"/>
+      <w:bookmarkStart w:id="16" w:name="_Toc241263084"/>
       <w:r>
         <w:t>4.1 Inicio de Meritum_CAT</w:t>
       </w:r>
@@ -4162,7 +4162,7 @@
         </w:rPr>
         <w:lastRenderedPageBreak/>
         <w:drawing>
-          <wp:inline distT="0" distB="0" distL="0" distR="0" wp14:anchorId="448D748B" wp14:editId="01BCDA48">
+          <wp:inline distT="0" distB="0" distL="0" distR="0" wp14:anchorId="6634E115" wp14:editId="15ABD0B4">
             <wp:extent cx="5760000" cy="3420000"/>
             <wp:effectExtent l="0" t="0" r="0" b="0"/>
             <wp:docPr id="1" name="Picture 1"/>
@@ -4216,7 +4216,7 @@
       <w:pPr>
         <w:pStyle w:val="Heading2"/>
       </w:pPr>
-      <w:bookmarkStart w:id="17" w:name="_Toc241262666"/>
+      <w:bookmarkStart w:id="17" w:name="_Toc241263085"/>
       <w:r>
         <w:t>4.2 Descripción de la interfaz</w:t>
       </w:r>
@@ -4307,7 +4307,7 @@
           <w:noProof/>
         </w:rPr>
         <w:drawing>
-          <wp:inline distT="0" distB="0" distL="0" distR="0" wp14:anchorId="450EB135" wp14:editId="5FB108CF">
+          <wp:inline distT="0" distB="0" distL="0" distR="0" wp14:anchorId="7B724D59" wp14:editId="6B0E45DE">
             <wp:extent cx="3600000" cy="1238400"/>
             <wp:effectExtent l="0" t="0" r="0" b="0"/>
             <wp:docPr id="2" name="Picture 2"/>
@@ -4361,7 +4361,7 @@
       <w:pPr>
         <w:pStyle w:val="Heading2"/>
       </w:pPr>
-      <w:bookmarkStart w:id="18" w:name="_Toc241262667"/>
+      <w:bookmarkStart w:id="18" w:name="_Toc241263086"/>
       <w:r>
         <w:lastRenderedPageBreak/>
         <w:t>4.3 Banco de ítems</w:t>
@@ -4461,7 +4461,7 @@
           <w:noProof/>
         </w:rPr>
         <w:drawing>
-          <wp:inline distT="0" distB="0" distL="0" distR="0" wp14:anchorId="25ABD3C7" wp14:editId="4BE84652">
+          <wp:inline distT="0" distB="0" distL="0" distR="0" wp14:anchorId="1D9B3D47" wp14:editId="678A885C">
             <wp:extent cx="5760000" cy="3420000"/>
             <wp:effectExtent l="0" t="0" r="0" b="0"/>
             <wp:docPr id="3" name="Picture 3"/>
@@ -4538,7 +4538,7 @@
         </w:rPr>
         <w:lastRenderedPageBreak/>
         <w:drawing>
-          <wp:inline distT="0" distB="0" distL="0" distR="0" wp14:anchorId="28DE8724" wp14:editId="7BF33143">
+          <wp:inline distT="0" distB="0" distL="0" distR="0" wp14:anchorId="489E1AC5" wp14:editId="7475E03D">
             <wp:extent cx="5760000" cy="3420000"/>
             <wp:effectExtent l="0" t="0" r="0" b="0"/>
             <wp:docPr id="4" name="Picture 4"/>
@@ -4607,7 +4607,7 @@
         </w:rPr>
         <w:lastRenderedPageBreak/>
         <w:drawing>
-          <wp:inline distT="0" distB="0" distL="0" distR="0" wp14:anchorId="3BB5D897" wp14:editId="4A42FF6F">
+          <wp:inline distT="0" distB="0" distL="0" distR="0" wp14:anchorId="69287AD8" wp14:editId="50FDA5E1">
             <wp:extent cx="3960000" cy="5621786"/>
             <wp:effectExtent l="0" t="0" r="0" b="0"/>
             <wp:docPr id="5" name="Picture 5"/>
@@ -4661,7 +4661,7 @@
       <w:pPr>
         <w:pStyle w:val="Heading2"/>
       </w:pPr>
-      <w:bookmarkStart w:id="19" w:name="_Toc241262668"/>
+      <w:bookmarkStart w:id="19" w:name="_Toc241263087"/>
       <w:r>
         <w:t>4.4 Modelos IRT</w:t>
       </w:r>
@@ -4768,7 +4768,7 @@
         </w:rPr>
         <w:lastRenderedPageBreak/>
         <w:drawing>
-          <wp:inline distT="0" distB="0" distL="0" distR="0" wp14:anchorId="074E125B" wp14:editId="5922D60B">
+          <wp:inline distT="0" distB="0" distL="0" distR="0" wp14:anchorId="2DD19AC8" wp14:editId="5D2BAFAA">
             <wp:extent cx="5760000" cy="3420000"/>
             <wp:effectExtent l="0" t="0" r="0" b="0"/>
             <wp:docPr id="6" name="Picture 6"/>
@@ -4828,7 +4828,7 @@
           <w:noProof/>
         </w:rPr>
         <w:drawing>
-          <wp:inline distT="0" distB="0" distL="0" distR="0" wp14:anchorId="287A4B8C" wp14:editId="76B114BF">
+          <wp:inline distT="0" distB="0" distL="0" distR="0" wp14:anchorId="6FFEF1C2" wp14:editId="228D99FD">
             <wp:extent cx="5760000" cy="3420000"/>
             <wp:effectExtent l="0" t="0" r="0" b="0"/>
             <wp:docPr id="7" name="Picture 7"/>
@@ -4882,7 +4882,7 @@
       <w:pPr>
         <w:pStyle w:val="Heading2"/>
       </w:pPr>
-      <w:bookmarkStart w:id="20" w:name="_Toc241262669"/>
+      <w:bookmarkStart w:id="20" w:name="_Toc241263088"/>
       <w:r>
         <w:t>4.5 Test adaptativo paso a paso</w:t>
       </w:r>
@@ -5019,7 +5019,7 @@
           <w:noProof/>
         </w:rPr>
         <w:drawing>
-          <wp:inline distT="0" distB="0" distL="0" distR="0" wp14:anchorId="0275C9E5" wp14:editId="7BCEF5E2">
+          <wp:inline distT="0" distB="0" distL="0" distR="0" wp14:anchorId="2D5931CA" wp14:editId="51D7D2AC">
             <wp:extent cx="5760000" cy="3420000"/>
             <wp:effectExtent l="0" t="0" r="0" b="0"/>
             <wp:docPr id="8" name="Picture 8"/>
@@ -5080,7 +5080,7 @@
         </w:rPr>
         <w:lastRenderedPageBreak/>
         <w:drawing>
-          <wp:inline distT="0" distB="0" distL="0" distR="0" wp14:anchorId="4DBBD8F0" wp14:editId="3A7E4714">
+          <wp:inline distT="0" distB="0" distL="0" distR="0" wp14:anchorId="5FB9E47A" wp14:editId="797F0DE9">
             <wp:extent cx="5760000" cy="3420000"/>
             <wp:effectExtent l="0" t="0" r="0" b="0"/>
             <wp:docPr id="9" name="Picture 9"/>
@@ -5134,7 +5134,7 @@
       <w:pPr>
         <w:pStyle w:val="Heading2"/>
       </w:pPr>
-      <w:bookmarkStart w:id="21" w:name="_Toc241262670"/>
+      <w:bookmarkStart w:id="21" w:name="_Toc241263089"/>
       <w:r>
         <w:t>4.6 Simulación Monte Carlo</w:t>
       </w:r>
@@ -5311,7 +5311,7 @@
       <w:pPr>
         <w:pStyle w:val="Heading2"/>
       </w:pPr>
-      <w:bookmarkStart w:id="22" w:name="_Toc241262671"/>
+      <w:bookmarkStart w:id="22" w:name="_Toc241263090"/>
       <w:r>
         <w:t>4.7 Experimentos científicos</w:t>
       </w:r>
@@ -5396,7 +5396,7 @@
       <w:pPr>
         <w:pStyle w:val="Heading2"/>
       </w:pPr>
-      <w:bookmarkStart w:id="23" w:name="_Toc241262672"/>
+      <w:bookmarkStart w:id="23" w:name="_Toc241263091"/>
       <w:r>
         <w:t>4.8 Reproducción de un experimento</w:t>
       </w:r>
@@ -5466,7 +5466,7 @@
       <w:pPr>
         <w:pStyle w:val="Heading2"/>
       </w:pPr>
-      <w:bookmarkStart w:id="24" w:name="_Toc241262673"/>
+      <w:bookmarkStart w:id="24" w:name="_Toc241263092"/>
       <w:r>
         <w:t>4.9 Ayuda</w:t>
       </w:r>
@@ -5491,7 +5491,7 @@
         </w:rPr>
         <w:lastRenderedPageBreak/>
         <w:drawing>
-          <wp:inline distT="0" distB="0" distL="0" distR="0" wp14:anchorId="1979A694" wp14:editId="6AF84D36">
+          <wp:inline distT="0" distB="0" distL="0" distR="0" wp14:anchorId="1A458B93" wp14:editId="7908377A">
             <wp:extent cx="4320000" cy="3120000"/>
             <wp:effectExtent l="0" t="0" r="0" b="0"/>
             <wp:docPr id="10" name="Picture 10"/>
@@ -5551,7 +5551,7 @@
           <w:noProof/>
         </w:rPr>
         <w:drawing>
-          <wp:inline distT="0" distB="0" distL="0" distR="0" wp14:anchorId="52B6FB77" wp14:editId="50D9DEF8">
+          <wp:inline distT="0" distB="0" distL="0" distR="0" wp14:anchorId="4B45428C" wp14:editId="3B16DF2F">
             <wp:extent cx="5400000" cy="3306122"/>
             <wp:effectExtent l="0" t="0" r="0" b="0"/>
             <wp:docPr id="11" name="Picture 11"/>
@@ -5612,7 +5612,7 @@
         </w:rPr>
         <w:lastRenderedPageBreak/>
         <w:drawing>
-          <wp:inline distT="0" distB="0" distL="0" distR="0" wp14:anchorId="514BA8A9" wp14:editId="5E9229B1">
+          <wp:inline distT="0" distB="0" distL="0" distR="0" wp14:anchorId="777CDE3F" wp14:editId="0C66FE5E">
             <wp:extent cx="3960000" cy="2588143"/>
             <wp:effectExtent l="0" t="0" r="0" b="0"/>
             <wp:docPr id="12" name="Picture 12"/>
@@ -5672,7 +5672,7 @@
           <w:noProof/>
         </w:rPr>
         <w:drawing>
-          <wp:inline distT="0" distB="0" distL="0" distR="0" wp14:anchorId="28566463" wp14:editId="1555F1D3">
+          <wp:inline distT="0" distB="0" distL="0" distR="0" wp14:anchorId="663909C7" wp14:editId="353908E3">
             <wp:extent cx="5760000" cy="3420000"/>
             <wp:effectExtent l="0" t="0" r="0" b="0"/>
             <wp:docPr id="13" name="Picture 13"/>
@@ -5726,7 +5726,7 @@
       <w:pPr>
         <w:pStyle w:val="Heading1"/>
       </w:pPr>
-      <w:bookmarkStart w:id="25" w:name="_Toc241262674"/>
+      <w:bookmarkStart w:id="25" w:name="_Toc241263093"/>
       <w:r>
         <w:t>5. Ejemplos de simulación documentados</w:t>
       </w:r>
@@ -5744,7 +5744,7 @@
       <w:pPr>
         <w:pStyle w:val="Heading2"/>
       </w:pPr>
-      <w:bookmarkStart w:id="26" w:name="_Toc241262675"/>
+      <w:bookmarkStart w:id="26" w:name="_Toc241263094"/>
       <w:r>
         <w:lastRenderedPageBreak/>
         <w:t>5.1 Corrida A: 1PL + EAP + máxima información</w:t>
@@ -5926,7 +5926,7 @@
           <w:noProof/>
         </w:rPr>
         <w:drawing>
-          <wp:inline distT="0" distB="0" distL="0" distR="0" wp14:anchorId="1D2AE68C" wp14:editId="11DB59DC">
+          <wp:inline distT="0" distB="0" distL="0" distR="0" wp14:anchorId="6816AE06" wp14:editId="491F19E9">
             <wp:extent cx="5760000" cy="3420000"/>
             <wp:effectExtent l="0" t="0" r="0" b="0"/>
             <wp:docPr id="14" name="Picture 14"/>
@@ -6439,7 +6439,7 @@
       <w:pPr>
         <w:pStyle w:val="Heading2"/>
       </w:pPr>
-      <w:bookmarkStart w:id="27" w:name="_Toc241262676"/>
+      <w:bookmarkStart w:id="27" w:name="_Toc241263095"/>
       <w:r>
         <w:t>5.2 Corrida B: 2PL + MAP</w:t>
       </w:r>
@@ -6621,7 +6621,7 @@
         </w:rPr>
         <w:lastRenderedPageBreak/>
         <w:drawing>
-          <wp:inline distT="0" distB="0" distL="0" distR="0" wp14:anchorId="27130DF6" wp14:editId="210B6352">
+          <wp:inline distT="0" distB="0" distL="0" distR="0" wp14:anchorId="4931D18A" wp14:editId="1740896E">
             <wp:extent cx="5760000" cy="3420000"/>
             <wp:effectExtent l="0" t="0" r="0" b="0"/>
             <wp:docPr id="15" name="Picture 15"/>
@@ -7133,7 +7133,7 @@
       <w:pPr>
         <w:pStyle w:val="Heading2"/>
       </w:pPr>
-      <w:bookmarkStart w:id="28" w:name="_Toc241262677"/>
+      <w:bookmarkStart w:id="28" w:name="_Toc241263096"/>
       <w:r>
         <w:t>5.3 Corrida C: 3PL + EAP</w:t>
       </w:r>
@@ -7315,7 +7315,7 @@
           <w:noProof/>
         </w:rPr>
         <w:drawing>
-          <wp:inline distT="0" distB="0" distL="0" distR="0" wp14:anchorId="4CEE092B" wp14:editId="62E2A24B">
+          <wp:inline distT="0" distB="0" distL="0" distR="0" wp14:anchorId="21E502D3" wp14:editId="69AA2587">
             <wp:extent cx="5760000" cy="3420000"/>
             <wp:effectExtent l="0" t="0" r="0" b="0"/>
             <wp:docPr id="16" name="Picture 16"/>
@@ -7827,7 +7827,7 @@
       <w:pPr>
         <w:pStyle w:val="Heading2"/>
       </w:pPr>
-      <w:bookmarkStart w:id="29" w:name="_Toc241262678"/>
+      <w:bookmarkStart w:id="29" w:name="_Toc241263097"/>
       <w:r>
         <w:t>5.4 Corrida D: CAT frente a test fijo</w:t>
       </w:r>
@@ -7919,7 +7919,7 @@
           <w:noProof/>
         </w:rPr>
         <w:drawing>
-          <wp:inline distT="0" distB="0" distL="0" distR="0" wp14:anchorId="2B78F1C3" wp14:editId="59DF8980">
+          <wp:inline distT="0" distB="0" distL="0" distR="0" wp14:anchorId="3F6E93D2" wp14:editId="1029A8B9">
             <wp:extent cx="5760000" cy="3420000"/>
             <wp:effectExtent l="0" t="0" r="0" b="0"/>
             <wp:docPr id="17" name="Picture 17"/>
@@ -8516,7 +8516,7 @@
       <w:pPr>
         <w:pStyle w:val="Heading2"/>
       </w:pPr>
-      <w:bookmarkStart w:id="30" w:name="_Toc241262679"/>
+      <w:bookmarkStart w:id="30" w:name="_Toc241263098"/>
       <w:r>
         <w:t>5.5 Corrida E: exposición de ítems</w:t>
       </w:r>
@@ -8608,7 +8608,7 @@
           <w:noProof/>
         </w:rPr>
         <w:drawing>
-          <wp:inline distT="0" distB="0" distL="0" distR="0" wp14:anchorId="6FAACE29" wp14:editId="06B3F2DC">
+          <wp:inline distT="0" distB="0" distL="0" distR="0" wp14:anchorId="293A74FC" wp14:editId="42A6AEBB">
             <wp:extent cx="5760000" cy="3420000"/>
             <wp:effectExtent l="0" t="0" r="0" b="0"/>
             <wp:docPr id="18" name="Picture 18"/>
@@ -9135,7 +9135,7 @@
         </w:rPr>
         <w:lastRenderedPageBreak/>
         <w:drawing>
-          <wp:inline distT="0" distB="0" distL="0" distR="0" wp14:anchorId="40788E0E" wp14:editId="6BEE8866">
+          <wp:inline distT="0" distB="0" distL="0" distR="0" wp14:anchorId="0F8A04D8" wp14:editId="3CE87BD4">
             <wp:extent cx="5760000" cy="3420000"/>
             <wp:effectExtent l="0" t="0" r="0" b="0"/>
             <wp:docPr id="19" name="Picture 19"/>
@@ -9764,7 +9764,7 @@
       <w:pPr>
         <w:pStyle w:val="Heading2"/>
       </w:pPr>
-      <w:bookmarkStart w:id="31" w:name="_Toc241262680"/>
+      <w:bookmarkStart w:id="31" w:name="_Toc241263099"/>
       <w:r>
         <w:t>5.6 Corrida F: robustez ante errores de calibración</w:t>
       </w:r>
@@ -9826,7 +9826,7 @@
         </w:rPr>
         <w:lastRenderedPageBreak/>
         <w:drawing>
-          <wp:inline distT="0" distB="0" distL="0" distR="0" wp14:anchorId="38F39EAD" wp14:editId="751B22CB">
+          <wp:inline distT="0" distB="0" distL="0" distR="0" wp14:anchorId="3DE3580C" wp14:editId="55B58AA4">
             <wp:extent cx="5760000" cy="3420000"/>
             <wp:effectExtent l="0" t="0" r="0" b="0"/>
             <wp:docPr id="20" name="Picture 20"/>
@@ -10463,7 +10463,7 @@
       <w:pPr>
         <w:pStyle w:val="Heading2"/>
       </w:pPr>
-      <w:bookmarkStart w:id="32" w:name="_Toc241262681"/>
+      <w:bookmarkStart w:id="32" w:name="_Toc241263100"/>
       <w:r>
         <w:t>5.7 Flujo científico completo con 5000 examinados y reproducción</w:t>
       </w:r>
@@ -10585,7 +10585,7 @@
         </w:rPr>
         <w:lastRenderedPageBreak/>
         <w:drawing>
-          <wp:inline distT="0" distB="0" distL="0" distR="0" wp14:anchorId="2D12BEAF" wp14:editId="4329F9A5">
+          <wp:inline distT="0" distB="0" distL="0" distR="0" wp14:anchorId="30949DF4" wp14:editId="507C7474">
             <wp:extent cx="5760000" cy="3420000"/>
             <wp:effectExtent l="0" t="0" r="0" b="0"/>
             <wp:docPr id="21" name="Picture 21"/>
@@ -10645,7 +10645,7 @@
           <w:noProof/>
         </w:rPr>
         <w:drawing>
-          <wp:inline distT="0" distB="0" distL="0" distR="0" wp14:anchorId="3C5B0004" wp14:editId="0A1C6176">
+          <wp:inline distT="0" distB="0" distL="0" distR="0" wp14:anchorId="518C65AC" wp14:editId="12256808">
             <wp:extent cx="5760000" cy="3420000"/>
             <wp:effectExtent l="0" t="0" r="0" b="0"/>
             <wp:docPr id="22" name="Picture 22"/>
@@ -10706,7 +10706,7 @@
         </w:rPr>
         <w:lastRenderedPageBreak/>
         <w:drawing>
-          <wp:inline distT="0" distB="0" distL="0" distR="0" wp14:anchorId="7DD3B4B2" wp14:editId="3DC7FFC8">
+          <wp:inline distT="0" distB="0" distL="0" distR="0" wp14:anchorId="4014A7A4" wp14:editId="737002E9">
             <wp:extent cx="5760000" cy="3420000"/>
             <wp:effectExtent l="0" t="0" r="0" b="0"/>
             <wp:docPr id="23" name="Picture 23"/>
@@ -11415,7 +11415,7 @@
       <w:pPr>
         <w:pStyle w:val="Heading2"/>
       </w:pPr>
-      <w:bookmarkStart w:id="33" w:name="_Toc241262682"/>
+      <w:bookmarkStart w:id="33" w:name="_Toc241263101"/>
       <w:r>
         <w:t>5.8 Consideraciones de los ejemplos</w:t>
       </w:r>
@@ -11452,7 +11452,7 @@
       <w:pPr>
         <w:pStyle w:val="Heading1"/>
       </w:pPr>
-      <w:bookmarkStart w:id="34" w:name="_Toc241262683"/>
+      <w:bookmarkStart w:id="34" w:name="_Toc241263102"/>
       <w:r>
         <w:lastRenderedPageBreak/>
         <w:t>6. Solución de problemas</w:t>
@@ -11463,7 +11463,7 @@
       <w:pPr>
         <w:pStyle w:val="Heading2"/>
       </w:pPr>
-      <w:bookmarkStart w:id="35" w:name="_Toc241262684"/>
+      <w:bookmarkStart w:id="35" w:name="_Toc241263103"/>
       <w:r>
         <w:t>6.1 Meritum_CAT no inicia</w:t>
       </w:r>
@@ -11501,7 +11501,7 @@
       <w:pPr>
         <w:pStyle w:val="Heading2"/>
       </w:pPr>
-      <w:bookmarkStart w:id="36" w:name="_Toc241262685"/>
+      <w:bookmarkStart w:id="36" w:name="_Toc241263104"/>
       <w:r>
         <w:t>6.2 No se puede importar el banco</w:t>
       </w:r>
@@ -11539,7 +11539,7 @@
       <w:pPr>
         <w:pStyle w:val="Heading2"/>
       </w:pPr>
-      <w:bookmarkStart w:id="37" w:name="_Toc241262686"/>
+      <w:bookmarkStart w:id="37" w:name="_Toc241263105"/>
       <w:r>
         <w:t>6.3 El botón Ejecutar muestra que el banco tiene errores</w:t>
       </w:r>
@@ -11577,7 +11577,7 @@
       <w:pPr>
         <w:pStyle w:val="Heading2"/>
       </w:pPr>
-      <w:bookmarkStart w:id="38" w:name="_Toc241262687"/>
+      <w:bookmarkStart w:id="38" w:name="_Toc241263106"/>
       <w:r>
         <w:t>6.4 La simulación tarda mucho</w:t>
       </w:r>
@@ -11615,7 +11615,7 @@
       <w:pPr>
         <w:pStyle w:val="Heading2"/>
       </w:pPr>
-      <w:bookmarkStart w:id="39" w:name="_Toc241262688"/>
+      <w:bookmarkStart w:id="39" w:name="_Toc241263107"/>
       <w:r>
         <w:t>6.5 No se puede exportar</w:t>
       </w:r>
@@ -11653,7 +11653,7 @@
       <w:pPr>
         <w:pStyle w:val="Heading2"/>
       </w:pPr>
-      <w:bookmarkStart w:id="40" w:name="_Toc241262689"/>
+      <w:bookmarkStart w:id="40" w:name="_Toc241263108"/>
       <w:r>
         <w:t>6.6 La reproducción no coincide</w:t>
       </w:r>
@@ -11691,7 +11691,7 @@
       <w:pPr>
         <w:pStyle w:val="Heading1"/>
       </w:pPr>
-      <w:bookmarkStart w:id="41" w:name="_Toc241262690"/>
+      <w:bookmarkStart w:id="41" w:name="_Toc241263109"/>
       <w:r>
         <w:t>Referencias</w:t>
       </w:r>
@@ -12471,31 +12471,31 @@
       </w:rPr>
     </w:lvl>
   </w:abstractNum>
-  <w:num w:numId="1" w16cid:durableId="667636184">
+  <w:num w:numId="1" w16cid:durableId="644244391">
     <w:abstractNumId w:val="8"/>
   </w:num>
-  <w:num w:numId="2" w16cid:durableId="1959213265">
+  <w:num w:numId="2" w16cid:durableId="1505705564">
     <w:abstractNumId w:val="6"/>
   </w:num>
-  <w:num w:numId="3" w16cid:durableId="1965232603">
+  <w:num w:numId="3" w16cid:durableId="909924147">
     <w:abstractNumId w:val="5"/>
   </w:num>
-  <w:num w:numId="4" w16cid:durableId="162666796">
+  <w:num w:numId="4" w16cid:durableId="1144661193">
     <w:abstractNumId w:val="4"/>
   </w:num>
-  <w:num w:numId="5" w16cid:durableId="52580702">
+  <w:num w:numId="5" w16cid:durableId="656570962">
     <w:abstractNumId w:val="7"/>
   </w:num>
-  <w:num w:numId="6" w16cid:durableId="396898310">
+  <w:num w:numId="6" w16cid:durableId="931864019">
     <w:abstractNumId w:val="3"/>
   </w:num>
-  <w:num w:numId="7" w16cid:durableId="1365209695">
+  <w:num w:numId="7" w16cid:durableId="1796408081">
     <w:abstractNumId w:val="2"/>
   </w:num>
-  <w:num w:numId="8" w16cid:durableId="1487893154">
+  <w:num w:numId="8" w16cid:durableId="1269778350">
     <w:abstractNumId w:val="1"/>
   </w:num>
-  <w:num w:numId="9" w16cid:durableId="375350150">
+  <w:num w:numId="9" w16cid:durableId="1291864236">
     <w:abstractNumId w:val="0"/>
   </w:num>
 </w:numbering>
@@ -23883,7 +23883,7 @@
     <w:autoRedefine/>
     <w:uiPriority w:val="39"/>
     <w:unhideWhenUsed/>
-    <w:rsid w:val="00EF5023"/>
+    <w:rsid w:val="003A45CE"/>
     <w:pPr>
       <w:spacing w:after="100"/>
     </w:pPr>
@@ -23895,7 +23895,7 @@
     <w:autoRedefine/>
     <w:uiPriority w:val="39"/>
     <w:unhideWhenUsed/>
-    <w:rsid w:val="00EF5023"/>
+    <w:rsid w:val="003A45CE"/>
     <w:pPr>
       <w:spacing w:after="100"/>
       <w:ind w:left="220"/>
@@ -23906,7 +23906,7 @@
     <w:basedOn w:val="DefaultParagraphFont"/>
     <w:uiPriority w:val="99"/>
     <w:unhideWhenUsed/>
-    <w:rsid w:val="00EF5023"/>
+    <w:rsid w:val="003A45CE"/>
     <w:rPr>
       <w:color w:val="0000FF" w:themeColor="hyperlink"/>
       <w:u w:val="single"/>

--- a/manuales/Manual_de_Usuario_Meritum_CAT.docx
+++ b/manuales/Manual_de_Usuario_Meritum_CAT.docx
@@ -89,7 +89,7 @@
               <w:rPr>
                 <w:sz w:val="20"/>
               </w:rPr>
-              <w:t>Keidy Lucía Gómez Otero – Francisco Javier Burgos Flórez</w:t>
+              <w:t>Keidy Lucía Gómez Otero – Francisco Javier Burgos Flórez – Juan Guillermo Popayán Hernández</w:t>
             </w:r>
           </w:p>
         </w:tc>
@@ -286,7 +286,7 @@
       <w:r>
         <w:fldChar w:fldCharType="separate"/>
       </w:r>
-      <w:hyperlink w:anchor="_Toc241263068" w:history="1">
+      <w:hyperlink w:anchor="_Toc241314473" w:history="1">
         <w:r>
           <w:rPr>
             <w:rStyle w:val="Hyperlink"/>
@@ -313,7 +313,7 @@
             <w:noProof/>
             <w:webHidden/>
           </w:rPr>
-          <w:instrText xml:space="preserve"> PAGEREF _Toc241263068 \h </w:instrText>
+          <w:instrText xml:space="preserve"> PAGEREF _Toc241314473 \h </w:instrText>
         </w:r>
         <w:r>
           <w:rPr>
@@ -354,7 +354,7 @@
           <w:noProof/>
         </w:rPr>
       </w:pPr>
-      <w:hyperlink w:anchor="_Toc241263069" w:history="1">
+      <w:hyperlink w:anchor="_Toc241314474" w:history="1">
         <w:r>
           <w:rPr>
             <w:rStyle w:val="Hyperlink"/>
@@ -381,7 +381,7 @@
             <w:noProof/>
             <w:webHidden/>
           </w:rPr>
-          <w:instrText xml:space="preserve"> PAGEREF _Toc241263069 \h </w:instrText>
+          <w:instrText xml:space="preserve"> PAGEREF _Toc241314474 \h </w:instrText>
         </w:r>
         <w:r>
           <w:rPr>
@@ -422,7 +422,7 @@
           <w:noProof/>
         </w:rPr>
       </w:pPr>
-      <w:hyperlink w:anchor="_Toc241263070" w:history="1">
+      <w:hyperlink w:anchor="_Toc241314475" w:history="1">
         <w:r>
           <w:rPr>
             <w:rStyle w:val="Hyperlink"/>
@@ -449,7 +449,7 @@
             <w:noProof/>
             <w:webHidden/>
           </w:rPr>
-          <w:instrText xml:space="preserve"> PAGEREF _Toc241263070 \h </w:instrText>
+          <w:instrText xml:space="preserve"> PAGEREF _Toc241314475 \h </w:instrText>
         </w:r>
         <w:r>
           <w:rPr>
@@ -490,7 +490,7 @@
           <w:noProof/>
         </w:rPr>
       </w:pPr>
-      <w:hyperlink w:anchor="_Toc241263071" w:history="1">
+      <w:hyperlink w:anchor="_Toc241314476" w:history="1">
         <w:r>
           <w:rPr>
             <w:rStyle w:val="Hyperlink"/>
@@ -517,7 +517,7 @@
             <w:noProof/>
             <w:webHidden/>
           </w:rPr>
-          <w:instrText xml:space="preserve"> PAGEREF _Toc241263071 \h </w:instrText>
+          <w:instrText xml:space="preserve"> PAGEREF _Toc241314476 \h </w:instrText>
         </w:r>
         <w:r>
           <w:rPr>
@@ -558,7 +558,7 @@
           <w:noProof/>
         </w:rPr>
       </w:pPr>
-      <w:hyperlink w:anchor="_Toc241263072" w:history="1">
+      <w:hyperlink w:anchor="_Toc241314477" w:history="1">
         <w:r>
           <w:rPr>
             <w:rStyle w:val="Hyperlink"/>
@@ -585,7 +585,7 @@
             <w:noProof/>
             <w:webHidden/>
           </w:rPr>
-          <w:instrText xml:space="preserve"> PAGEREF _Toc241263072 \h </w:instrText>
+          <w:instrText xml:space="preserve"> PAGEREF _Toc241314477 \h </w:instrText>
         </w:r>
         <w:r>
           <w:rPr>
@@ -626,7 +626,7 @@
           <w:noProof/>
         </w:rPr>
       </w:pPr>
-      <w:hyperlink w:anchor="_Toc241263073" w:history="1">
+      <w:hyperlink w:anchor="_Toc241314478" w:history="1">
         <w:r>
           <w:rPr>
             <w:rStyle w:val="Hyperlink"/>
@@ -653,7 +653,7 @@
             <w:noProof/>
             <w:webHidden/>
           </w:rPr>
-          <w:instrText xml:space="preserve"> PAGEREF _Toc241263073 \h </w:instrText>
+          <w:instrText xml:space="preserve"> PAGEREF _Toc241314478 \h </w:instrText>
         </w:r>
         <w:r>
           <w:rPr>
@@ -694,7 +694,7 @@
           <w:noProof/>
         </w:rPr>
       </w:pPr>
-      <w:hyperlink w:anchor="_Toc241263074" w:history="1">
+      <w:hyperlink w:anchor="_Toc241314479" w:history="1">
         <w:r>
           <w:rPr>
             <w:rStyle w:val="Hyperlink"/>
@@ -721,7 +721,7 @@
             <w:noProof/>
             <w:webHidden/>
           </w:rPr>
-          <w:instrText xml:space="preserve"> PAGEREF _Toc241263074 \h </w:instrText>
+          <w:instrText xml:space="preserve"> PAGEREF _Toc241314479 \h </w:instrText>
         </w:r>
         <w:r>
           <w:rPr>
@@ -762,7 +762,7 @@
           <w:noProof/>
         </w:rPr>
       </w:pPr>
-      <w:hyperlink w:anchor="_Toc241263075" w:history="1">
+      <w:hyperlink w:anchor="_Toc241314480" w:history="1">
         <w:r>
           <w:rPr>
             <w:rStyle w:val="Hyperlink"/>
@@ -789,7 +789,7 @@
             <w:noProof/>
             <w:webHidden/>
           </w:rPr>
-          <w:instrText xml:space="preserve"> PAGEREF _Toc241263075 \h </w:instrText>
+          <w:instrText xml:space="preserve"> PAGEREF _Toc241314480 \h </w:instrText>
         </w:r>
         <w:r>
           <w:rPr>
@@ -830,7 +830,7 @@
           <w:noProof/>
         </w:rPr>
       </w:pPr>
-      <w:hyperlink w:anchor="_Toc241263076" w:history="1">
+      <w:hyperlink w:anchor="_Toc241314481" w:history="1">
         <w:r>
           <w:rPr>
             <w:rStyle w:val="Hyperlink"/>
@@ -857,7 +857,7 @@
             <w:noProof/>
             <w:webHidden/>
           </w:rPr>
-          <w:instrText xml:space="preserve"> PAGEREF _Toc241263076 \h </w:instrText>
+          <w:instrText xml:space="preserve"> PAGEREF _Toc241314481 \h </w:instrText>
         </w:r>
         <w:r>
           <w:rPr>
@@ -898,7 +898,7 @@
           <w:noProof/>
         </w:rPr>
       </w:pPr>
-      <w:hyperlink w:anchor="_Toc241263077" w:history="1">
+      <w:hyperlink w:anchor="_Toc241314482" w:history="1">
         <w:r>
           <w:rPr>
             <w:rStyle w:val="Hyperlink"/>
@@ -925,7 +925,7 @@
             <w:noProof/>
             <w:webHidden/>
           </w:rPr>
-          <w:instrText xml:space="preserve"> PAGEREF _Toc241263077 \h </w:instrText>
+          <w:instrText xml:space="preserve"> PAGEREF _Toc241314482 \h </w:instrText>
         </w:r>
         <w:r>
           <w:rPr>
@@ -966,7 +966,7 @@
           <w:noProof/>
         </w:rPr>
       </w:pPr>
-      <w:hyperlink w:anchor="_Toc241263078" w:history="1">
+      <w:hyperlink w:anchor="_Toc241314483" w:history="1">
         <w:r>
           <w:rPr>
             <w:rStyle w:val="Hyperlink"/>
@@ -993,7 +993,7 @@
             <w:noProof/>
             <w:webHidden/>
           </w:rPr>
-          <w:instrText xml:space="preserve"> PAGEREF _Toc241263078 \h </w:instrText>
+          <w:instrText xml:space="preserve"> PAGEREF _Toc241314483 \h </w:instrText>
         </w:r>
         <w:r>
           <w:rPr>
@@ -1034,7 +1034,7 @@
           <w:noProof/>
         </w:rPr>
       </w:pPr>
-      <w:hyperlink w:anchor="_Toc241263079" w:history="1">
+      <w:hyperlink w:anchor="_Toc241314484" w:history="1">
         <w:r>
           <w:rPr>
             <w:rStyle w:val="Hyperlink"/>
@@ -1061,7 +1061,7 @@
             <w:noProof/>
             <w:webHidden/>
           </w:rPr>
-          <w:instrText xml:space="preserve"> PAGEREF _Toc241263079 \h </w:instrText>
+          <w:instrText xml:space="preserve"> PAGEREF _Toc241314484 \h </w:instrText>
         </w:r>
         <w:r>
           <w:rPr>
@@ -1102,7 +1102,7 @@
           <w:noProof/>
         </w:rPr>
       </w:pPr>
-      <w:hyperlink w:anchor="_Toc241263080" w:history="1">
+      <w:hyperlink w:anchor="_Toc241314485" w:history="1">
         <w:r>
           <w:rPr>
             <w:rStyle w:val="Hyperlink"/>
@@ -1129,7 +1129,7 @@
             <w:noProof/>
             <w:webHidden/>
           </w:rPr>
-          <w:instrText xml:space="preserve"> PAGEREF _Toc241263080 \h </w:instrText>
+          <w:instrText xml:space="preserve"> PAGEREF _Toc241314485 \h </w:instrText>
         </w:r>
         <w:r>
           <w:rPr>
@@ -1170,7 +1170,7 @@
           <w:noProof/>
         </w:rPr>
       </w:pPr>
-      <w:hyperlink w:anchor="_Toc241263081" w:history="1">
+      <w:hyperlink w:anchor="_Toc241314486" w:history="1">
         <w:r>
           <w:rPr>
             <w:rStyle w:val="Hyperlink"/>
@@ -1197,7 +1197,7 @@
             <w:noProof/>
             <w:webHidden/>
           </w:rPr>
-          <w:instrText xml:space="preserve"> PAGEREF _Toc241263081 \h </w:instrText>
+          <w:instrText xml:space="preserve"> PAGEREF _Toc241314486 \h </w:instrText>
         </w:r>
         <w:r>
           <w:rPr>
@@ -1238,7 +1238,7 @@
           <w:noProof/>
         </w:rPr>
       </w:pPr>
-      <w:hyperlink w:anchor="_Toc241263082" w:history="1">
+      <w:hyperlink w:anchor="_Toc241314487" w:history="1">
         <w:r>
           <w:rPr>
             <w:rStyle w:val="Hyperlink"/>
@@ -1265,7 +1265,7 @@
             <w:noProof/>
             <w:webHidden/>
           </w:rPr>
-          <w:instrText xml:space="preserve"> PAGEREF _Toc241263082 \h </w:instrText>
+          <w:instrText xml:space="preserve"> PAGEREF _Toc241314487 \h </w:instrText>
         </w:r>
         <w:r>
           <w:rPr>
@@ -1306,7 +1306,7 @@
           <w:noProof/>
         </w:rPr>
       </w:pPr>
-      <w:hyperlink w:anchor="_Toc241263083" w:history="1">
+      <w:hyperlink w:anchor="_Toc241314488" w:history="1">
         <w:r>
           <w:rPr>
             <w:rStyle w:val="Hyperlink"/>
@@ -1333,7 +1333,7 @@
             <w:noProof/>
             <w:webHidden/>
           </w:rPr>
-          <w:instrText xml:space="preserve"> PAGEREF _Toc241263083 \h </w:instrText>
+          <w:instrText xml:space="preserve"> PAGEREF _Toc241314488 \h </w:instrText>
         </w:r>
         <w:r>
           <w:rPr>
@@ -1374,7 +1374,7 @@
           <w:noProof/>
         </w:rPr>
       </w:pPr>
-      <w:hyperlink w:anchor="_Toc241263084" w:history="1">
+      <w:hyperlink w:anchor="_Toc241314489" w:history="1">
         <w:r>
           <w:rPr>
             <w:rStyle w:val="Hyperlink"/>
@@ -1401,7 +1401,7 @@
             <w:noProof/>
             <w:webHidden/>
           </w:rPr>
-          <w:instrText xml:space="preserve"> PAGEREF _Toc241263084 \h </w:instrText>
+          <w:instrText xml:space="preserve"> PAGEREF _Toc241314489 \h </w:instrText>
         </w:r>
         <w:r>
           <w:rPr>
@@ -1442,7 +1442,7 @@
           <w:noProof/>
         </w:rPr>
       </w:pPr>
-      <w:hyperlink w:anchor="_Toc241263085" w:history="1">
+      <w:hyperlink w:anchor="_Toc241314490" w:history="1">
         <w:r>
           <w:rPr>
             <w:rStyle w:val="Hyperlink"/>
@@ -1469,7 +1469,7 @@
             <w:noProof/>
             <w:webHidden/>
           </w:rPr>
-          <w:instrText xml:space="preserve"> PAGEREF _Toc241263085 \h </w:instrText>
+          <w:instrText xml:space="preserve"> PAGEREF _Toc241314490 \h </w:instrText>
         </w:r>
         <w:r>
           <w:rPr>
@@ -1510,7 +1510,7 @@
           <w:noProof/>
         </w:rPr>
       </w:pPr>
-      <w:hyperlink w:anchor="_Toc241263086" w:history="1">
+      <w:hyperlink w:anchor="_Toc241314491" w:history="1">
         <w:r>
           <w:rPr>
             <w:rStyle w:val="Hyperlink"/>
@@ -1537,7 +1537,7 @@
             <w:noProof/>
             <w:webHidden/>
           </w:rPr>
-          <w:instrText xml:space="preserve"> PAGEREF _Toc241263086 \h </w:instrText>
+          <w:instrText xml:space="preserve"> PAGEREF _Toc241314491 \h </w:instrText>
         </w:r>
         <w:r>
           <w:rPr>
@@ -1578,7 +1578,7 @@
           <w:noProof/>
         </w:rPr>
       </w:pPr>
-      <w:hyperlink w:anchor="_Toc241263087" w:history="1">
+      <w:hyperlink w:anchor="_Toc241314492" w:history="1">
         <w:r>
           <w:rPr>
             <w:rStyle w:val="Hyperlink"/>
@@ -1605,7 +1605,7 @@
             <w:noProof/>
             <w:webHidden/>
           </w:rPr>
-          <w:instrText xml:space="preserve"> PAGEREF _Toc241263087 \h </w:instrText>
+          <w:instrText xml:space="preserve"> PAGEREF _Toc241314492 \h </w:instrText>
         </w:r>
         <w:r>
           <w:rPr>
@@ -1646,7 +1646,7 @@
           <w:noProof/>
         </w:rPr>
       </w:pPr>
-      <w:hyperlink w:anchor="_Toc241263088" w:history="1">
+      <w:hyperlink w:anchor="_Toc241314493" w:history="1">
         <w:r>
           <w:rPr>
             <w:rStyle w:val="Hyperlink"/>
@@ -1673,7 +1673,7 @@
             <w:noProof/>
             <w:webHidden/>
           </w:rPr>
-          <w:instrText xml:space="preserve"> PAGEREF _Toc241263088 \h </w:instrText>
+          <w:instrText xml:space="preserve"> PAGEREF _Toc241314493 \h </w:instrText>
         </w:r>
         <w:r>
           <w:rPr>
@@ -1714,7 +1714,7 @@
           <w:noProof/>
         </w:rPr>
       </w:pPr>
-      <w:hyperlink w:anchor="_Toc241263089" w:history="1">
+      <w:hyperlink w:anchor="_Toc241314494" w:history="1">
         <w:r>
           <w:rPr>
             <w:rStyle w:val="Hyperlink"/>
@@ -1741,7 +1741,7 @@
             <w:noProof/>
             <w:webHidden/>
           </w:rPr>
-          <w:instrText xml:space="preserve"> PAGEREF _Toc241263089 \h </w:instrText>
+          <w:instrText xml:space="preserve"> PAGEREF _Toc241314494 \h </w:instrText>
         </w:r>
         <w:r>
           <w:rPr>
@@ -1782,7 +1782,7 @@
           <w:noProof/>
         </w:rPr>
       </w:pPr>
-      <w:hyperlink w:anchor="_Toc241263090" w:history="1">
+      <w:hyperlink w:anchor="_Toc241314495" w:history="1">
         <w:r>
           <w:rPr>
             <w:rStyle w:val="Hyperlink"/>
@@ -1809,7 +1809,7 @@
             <w:noProof/>
             <w:webHidden/>
           </w:rPr>
-          <w:instrText xml:space="preserve"> PAGEREF _Toc241263090 \h </w:instrText>
+          <w:instrText xml:space="preserve"> PAGEREF _Toc241314495 \h </w:instrText>
         </w:r>
         <w:r>
           <w:rPr>
@@ -1850,7 +1850,7 @@
           <w:noProof/>
         </w:rPr>
       </w:pPr>
-      <w:hyperlink w:anchor="_Toc241263091" w:history="1">
+      <w:hyperlink w:anchor="_Toc241314496" w:history="1">
         <w:r>
           <w:rPr>
             <w:rStyle w:val="Hyperlink"/>
@@ -1877,7 +1877,7 @@
             <w:noProof/>
             <w:webHidden/>
           </w:rPr>
-          <w:instrText xml:space="preserve"> PAGEREF _Toc241263091 \h </w:instrText>
+          <w:instrText xml:space="preserve"> PAGEREF _Toc241314496 \h </w:instrText>
         </w:r>
         <w:r>
           <w:rPr>
@@ -1918,7 +1918,7 @@
           <w:noProof/>
         </w:rPr>
       </w:pPr>
-      <w:hyperlink w:anchor="_Toc241263092" w:history="1">
+      <w:hyperlink w:anchor="_Toc241314497" w:history="1">
         <w:r>
           <w:rPr>
             <w:rStyle w:val="Hyperlink"/>
@@ -1945,7 +1945,7 @@
             <w:noProof/>
             <w:webHidden/>
           </w:rPr>
-          <w:instrText xml:space="preserve"> PAGEREF _Toc241263092 \h </w:instrText>
+          <w:instrText xml:space="preserve"> PAGEREF _Toc241314497 \h </w:instrText>
         </w:r>
         <w:r>
           <w:rPr>
@@ -1986,7 +1986,7 @@
           <w:noProof/>
         </w:rPr>
       </w:pPr>
-      <w:hyperlink w:anchor="_Toc241263093" w:history="1">
+      <w:hyperlink w:anchor="_Toc241314498" w:history="1">
         <w:r>
           <w:rPr>
             <w:rStyle w:val="Hyperlink"/>
@@ -2013,7 +2013,7 @@
             <w:noProof/>
             <w:webHidden/>
           </w:rPr>
-          <w:instrText xml:space="preserve"> PAGEREF _Toc241263093 \h </w:instrText>
+          <w:instrText xml:space="preserve"> PAGEREF _Toc241314498 \h </w:instrText>
         </w:r>
         <w:r>
           <w:rPr>
@@ -2054,7 +2054,7 @@
           <w:noProof/>
         </w:rPr>
       </w:pPr>
-      <w:hyperlink w:anchor="_Toc241263094" w:history="1">
+      <w:hyperlink w:anchor="_Toc241314499" w:history="1">
         <w:r>
           <w:rPr>
             <w:rStyle w:val="Hyperlink"/>
@@ -2081,7 +2081,7 @@
             <w:noProof/>
             <w:webHidden/>
           </w:rPr>
-          <w:instrText xml:space="preserve"> PAGEREF _Toc241263094 \h </w:instrText>
+          <w:instrText xml:space="preserve"> PAGEREF _Toc241314499 \h </w:instrText>
         </w:r>
         <w:r>
           <w:rPr>
@@ -2122,7 +2122,7 @@
           <w:noProof/>
         </w:rPr>
       </w:pPr>
-      <w:hyperlink w:anchor="_Toc241263095" w:history="1">
+      <w:hyperlink w:anchor="_Toc241314500" w:history="1">
         <w:r>
           <w:rPr>
             <w:rStyle w:val="Hyperlink"/>
@@ -2149,7 +2149,7 @@
             <w:noProof/>
             <w:webHidden/>
           </w:rPr>
-          <w:instrText xml:space="preserve"> PAGEREF _Toc241263095 \h </w:instrText>
+          <w:instrText xml:space="preserve"> PAGEREF _Toc241314500 \h </w:instrText>
         </w:r>
         <w:r>
           <w:rPr>
@@ -2190,7 +2190,7 @@
           <w:noProof/>
         </w:rPr>
       </w:pPr>
-      <w:hyperlink w:anchor="_Toc241263096" w:history="1">
+      <w:hyperlink w:anchor="_Toc241314501" w:history="1">
         <w:r>
           <w:rPr>
             <w:rStyle w:val="Hyperlink"/>
@@ -2217,7 +2217,7 @@
             <w:noProof/>
             <w:webHidden/>
           </w:rPr>
-          <w:instrText xml:space="preserve"> PAGEREF _Toc241263096 \h </w:instrText>
+          <w:instrText xml:space="preserve"> PAGEREF _Toc241314501 \h </w:instrText>
         </w:r>
         <w:r>
           <w:rPr>
@@ -2258,7 +2258,7 @@
           <w:noProof/>
         </w:rPr>
       </w:pPr>
-      <w:hyperlink w:anchor="_Toc241263097" w:history="1">
+      <w:hyperlink w:anchor="_Toc241314502" w:history="1">
         <w:r>
           <w:rPr>
             <w:rStyle w:val="Hyperlink"/>
@@ -2285,7 +2285,7 @@
             <w:noProof/>
             <w:webHidden/>
           </w:rPr>
-          <w:instrText xml:space="preserve"> PAGEREF _Toc241263097 \h </w:instrText>
+          <w:instrText xml:space="preserve"> PAGEREF _Toc241314502 \h </w:instrText>
         </w:r>
         <w:r>
           <w:rPr>
@@ -2326,7 +2326,7 @@
           <w:noProof/>
         </w:rPr>
       </w:pPr>
-      <w:hyperlink w:anchor="_Toc241263098" w:history="1">
+      <w:hyperlink w:anchor="_Toc241314503" w:history="1">
         <w:r>
           <w:rPr>
             <w:rStyle w:val="Hyperlink"/>
@@ -2353,7 +2353,7 @@
             <w:noProof/>
             <w:webHidden/>
           </w:rPr>
-          <w:instrText xml:space="preserve"> PAGEREF _Toc241263098 \h </w:instrText>
+          <w:instrText xml:space="preserve"> PAGEREF _Toc241314503 \h </w:instrText>
         </w:r>
         <w:r>
           <w:rPr>
@@ -2394,7 +2394,7 @@
           <w:noProof/>
         </w:rPr>
       </w:pPr>
-      <w:hyperlink w:anchor="_Toc241263099" w:history="1">
+      <w:hyperlink w:anchor="_Toc241314504" w:history="1">
         <w:r>
           <w:rPr>
             <w:rStyle w:val="Hyperlink"/>
@@ -2421,7 +2421,7 @@
             <w:noProof/>
             <w:webHidden/>
           </w:rPr>
-          <w:instrText xml:space="preserve"> PAGEREF _Toc241263099 \h </w:instrText>
+          <w:instrText xml:space="preserve"> PAGEREF _Toc241314504 \h </w:instrText>
         </w:r>
         <w:r>
           <w:rPr>
@@ -2462,7 +2462,7 @@
           <w:noProof/>
         </w:rPr>
       </w:pPr>
-      <w:hyperlink w:anchor="_Toc241263100" w:history="1">
+      <w:hyperlink w:anchor="_Toc241314505" w:history="1">
         <w:r>
           <w:rPr>
             <w:rStyle w:val="Hyperlink"/>
@@ -2489,7 +2489,7 @@
             <w:noProof/>
             <w:webHidden/>
           </w:rPr>
-          <w:instrText xml:space="preserve"> PAGEREF _Toc241263100 \h </w:instrText>
+          <w:instrText xml:space="preserve"> PAGEREF _Toc241314505 \h </w:instrText>
         </w:r>
         <w:r>
           <w:rPr>
@@ -2530,7 +2530,7 @@
           <w:noProof/>
         </w:rPr>
       </w:pPr>
-      <w:hyperlink w:anchor="_Toc241263101" w:history="1">
+      <w:hyperlink w:anchor="_Toc241314506" w:history="1">
         <w:r>
           <w:rPr>
             <w:rStyle w:val="Hyperlink"/>
@@ -2557,7 +2557,7 @@
             <w:noProof/>
             <w:webHidden/>
           </w:rPr>
-          <w:instrText xml:space="preserve"> PAGEREF _Toc241263101 \h </w:instrText>
+          <w:instrText xml:space="preserve"> PAGEREF _Toc241314506 \h </w:instrText>
         </w:r>
         <w:r>
           <w:rPr>
@@ -2598,7 +2598,7 @@
           <w:noProof/>
         </w:rPr>
       </w:pPr>
-      <w:hyperlink w:anchor="_Toc241263102" w:history="1">
+      <w:hyperlink w:anchor="_Toc241314507" w:history="1">
         <w:r>
           <w:rPr>
             <w:rStyle w:val="Hyperlink"/>
@@ -2625,7 +2625,7 @@
             <w:noProof/>
             <w:webHidden/>
           </w:rPr>
-          <w:instrText xml:space="preserve"> PAGEREF _Toc241263102 \h </w:instrText>
+          <w:instrText xml:space="preserve"> PAGEREF _Toc241314507 \h </w:instrText>
         </w:r>
         <w:r>
           <w:rPr>
@@ -2666,7 +2666,7 @@
           <w:noProof/>
         </w:rPr>
       </w:pPr>
-      <w:hyperlink w:anchor="_Toc241263103" w:history="1">
+      <w:hyperlink w:anchor="_Toc241314508" w:history="1">
         <w:r>
           <w:rPr>
             <w:rStyle w:val="Hyperlink"/>
@@ -2693,7 +2693,7 @@
             <w:noProof/>
             <w:webHidden/>
           </w:rPr>
-          <w:instrText xml:space="preserve"> PAGEREF _Toc241263103 \h </w:instrText>
+          <w:instrText xml:space="preserve"> PAGEREF _Toc241314508 \h </w:instrText>
         </w:r>
         <w:r>
           <w:rPr>
@@ -2734,7 +2734,7 @@
           <w:noProof/>
         </w:rPr>
       </w:pPr>
-      <w:hyperlink w:anchor="_Toc241263104" w:history="1">
+      <w:hyperlink w:anchor="_Toc241314509" w:history="1">
         <w:r>
           <w:rPr>
             <w:rStyle w:val="Hyperlink"/>
@@ -2761,7 +2761,7 @@
             <w:noProof/>
             <w:webHidden/>
           </w:rPr>
-          <w:instrText xml:space="preserve"> PAGEREF _Toc241263104 \h </w:instrText>
+          <w:instrText xml:space="preserve"> PAGEREF _Toc241314509 \h </w:instrText>
         </w:r>
         <w:r>
           <w:rPr>
@@ -2802,7 +2802,7 @@
           <w:noProof/>
         </w:rPr>
       </w:pPr>
-      <w:hyperlink w:anchor="_Toc241263105" w:history="1">
+      <w:hyperlink w:anchor="_Toc241314510" w:history="1">
         <w:r>
           <w:rPr>
             <w:rStyle w:val="Hyperlink"/>
@@ -2829,7 +2829,7 @@
             <w:noProof/>
             <w:webHidden/>
           </w:rPr>
-          <w:instrText xml:space="preserve"> PAGEREF _Toc241263105 \h </w:instrText>
+          <w:instrText xml:space="preserve"> PAGEREF _Toc241314510 \h </w:instrText>
         </w:r>
         <w:r>
           <w:rPr>
@@ -2870,7 +2870,7 @@
           <w:noProof/>
         </w:rPr>
       </w:pPr>
-      <w:hyperlink w:anchor="_Toc241263106" w:history="1">
+      <w:hyperlink w:anchor="_Toc241314511" w:history="1">
         <w:r>
           <w:rPr>
             <w:rStyle w:val="Hyperlink"/>
@@ -2897,7 +2897,7 @@
             <w:noProof/>
             <w:webHidden/>
           </w:rPr>
-          <w:instrText xml:space="preserve"> PAGEREF _Toc241263106 \h </w:instrText>
+          <w:instrText xml:space="preserve"> PAGEREF _Toc241314511 \h </w:instrText>
         </w:r>
         <w:r>
           <w:rPr>
@@ -2938,7 +2938,7 @@
           <w:noProof/>
         </w:rPr>
       </w:pPr>
-      <w:hyperlink w:anchor="_Toc241263107" w:history="1">
+      <w:hyperlink w:anchor="_Toc241314512" w:history="1">
         <w:r>
           <w:rPr>
             <w:rStyle w:val="Hyperlink"/>
@@ -2965,7 +2965,7 @@
             <w:noProof/>
             <w:webHidden/>
           </w:rPr>
-          <w:instrText xml:space="preserve"> PAGEREF _Toc241263107 \h </w:instrText>
+          <w:instrText xml:space="preserve"> PAGEREF _Toc241314512 \h </w:instrText>
         </w:r>
         <w:r>
           <w:rPr>
@@ -3006,7 +3006,7 @@
           <w:noProof/>
         </w:rPr>
       </w:pPr>
-      <w:hyperlink w:anchor="_Toc241263108" w:history="1">
+      <w:hyperlink w:anchor="_Toc241314513" w:history="1">
         <w:r>
           <w:rPr>
             <w:rStyle w:val="Hyperlink"/>
@@ -3033,7 +3033,7 @@
             <w:noProof/>
             <w:webHidden/>
           </w:rPr>
-          <w:instrText xml:space="preserve"> PAGEREF _Toc241263108 \h </w:instrText>
+          <w:instrText xml:space="preserve"> PAGEREF _Toc241314513 \h </w:instrText>
         </w:r>
         <w:r>
           <w:rPr>
@@ -3074,7 +3074,7 @@
           <w:noProof/>
         </w:rPr>
       </w:pPr>
-      <w:hyperlink w:anchor="_Toc241263109" w:history="1">
+      <w:hyperlink w:anchor="_Toc241314514" w:history="1">
         <w:r>
           <w:rPr>
             <w:rStyle w:val="Hyperlink"/>
@@ -3101,7 +3101,7 @@
             <w:noProof/>
             <w:webHidden/>
           </w:rPr>
-          <w:instrText xml:space="preserve"> PAGEREF _Toc241263109 \h </w:instrText>
+          <w:instrText xml:space="preserve"> PAGEREF _Toc241314514 \h </w:instrText>
         </w:r>
         <w:r>
           <w:rPr>
@@ -3146,7 +3146,7 @@
       <w:pPr>
         <w:pStyle w:val="Heading1"/>
       </w:pPr>
-      <w:bookmarkStart w:id="0" w:name="_Toc241263068"/>
+      <w:bookmarkStart w:id="0" w:name="_Toc241314473"/>
       <w:r>
         <w:lastRenderedPageBreak/>
         <w:t>1. Introducción</w:t>
@@ -3157,7 +3157,7 @@
       <w:pPr>
         <w:pStyle w:val="Heading2"/>
       </w:pPr>
-      <w:bookmarkStart w:id="1" w:name="_Toc241263069"/>
+      <w:bookmarkStart w:id="1" w:name="_Toc241314474"/>
       <w:r>
         <w:t>1.1 Propósito del software</w:t>
       </w:r>
@@ -3175,7 +3175,7 @@
       <w:pPr>
         <w:pStyle w:val="Heading2"/>
       </w:pPr>
-      <w:bookmarkStart w:id="2" w:name="_Toc241263070"/>
+      <w:bookmarkStart w:id="2" w:name="_Toc241314475"/>
       <w:r>
         <w:t>1.2 Contexto general</w:t>
       </w:r>
@@ -3186,14 +3186,14 @@
         <w:jc w:val="both"/>
       </w:pPr>
       <w:r>
-        <w:t>En un test adaptativo, cada pregunta se elige según las respuestas anteriores del examinado, de modo que la prueba es más corta y precisa que una prueba fija. Su desempeño depende de varias decisiones (modelo, estimador, algoritmo de selección, criterio de terminación, control de exposición). Meritum_CAT permite evaluar estas decisiones con examinados simulados cuya habilidad verdadera se conoce.</w:t>
+        <w:t>En un test adaptativo, cada pregunta se elige según las respuestas anteriores del examinado. En determinadas condiciones, un test adaptativo puede alcanzar una precisión determinada con menos ítems que una prueba fija, o aumentar la precisión para una longitud comparable. Su desempeño depende del banco de ítems, el estimador, el algoritmo de selección y los criterios de terminación. Meritum_CAT permite evaluar estas decisiones con examinados simulados cuya habilidad verdadera se conoce.</w:t>
       </w:r>
     </w:p>
     <w:p>
       <w:pPr>
         <w:pStyle w:val="Heading2"/>
       </w:pPr>
-      <w:bookmarkStart w:id="3" w:name="_Toc241263071"/>
+      <w:bookmarkStart w:id="3" w:name="_Toc241314476"/>
       <w:r>
         <w:t>1.3 Alcance del documento</w:t>
       </w:r>
@@ -3204,14 +3204,14 @@
         <w:jc w:val="both"/>
       </w:pPr>
       <w:r>
-        <w:t>Este manual describe los requisitos, la instalación y la ejecución, la interfaz y el uso paso a paso de cada módulo, presenta corridas reales documentadas con sus resultados e incluye orientaciones para resolver problemas frecuentes. Todas las figuras son capturas de la aplicación en funcionamiento, versión 1.0.0. Los detalles de implementación se describen en el Manual Técnico [22].</w:t>
+        <w:t>Este manual describe los requisitos, la instalación y la ejecución, la interfaz y el uso paso a paso de cada módulo, presenta corridas reales documentadas con sus resultados e incluye orientaciones para resolver problemas frecuentes. Todas las figuras son capturas de la aplicación en funcionamiento, versión 1.0.0. Los detalles de implementación se describen en el Manual Técnico [21].</w:t>
       </w:r>
     </w:p>
     <w:p>
       <w:pPr>
         <w:pStyle w:val="Heading1"/>
       </w:pPr>
-      <w:bookmarkStart w:id="4" w:name="_Toc241263072"/>
+      <w:bookmarkStart w:id="4" w:name="_Toc241314477"/>
       <w:r>
         <w:t>2. Descripción general del sistema</w:t>
       </w:r>
@@ -3221,7 +3221,7 @@
       <w:pPr>
         <w:pStyle w:val="Heading2"/>
       </w:pPr>
-      <w:bookmarkStart w:id="5" w:name="_Toc241263073"/>
+      <w:bookmarkStart w:id="5" w:name="_Toc241314478"/>
       <w:r>
         <w:t>2.1 Equipo necesario</w:t>
       </w:r>
@@ -3267,7 +3267,7 @@
       <w:pPr>
         <w:pStyle w:val="Heading2"/>
       </w:pPr>
-      <w:bookmarkStart w:id="6" w:name="_Toc241263074"/>
+      <w:bookmarkStart w:id="6" w:name="_Toc241314479"/>
       <w:r>
         <w:t>2.2 Qué hace el sistema</w:t>
       </w:r>
@@ -3358,7 +3358,7 @@
       <w:pPr>
         <w:pStyle w:val="Heading2"/>
       </w:pPr>
-      <w:bookmarkStart w:id="7" w:name="_Toc241263075"/>
+      <w:bookmarkStart w:id="7" w:name="_Toc241314480"/>
       <w:r>
         <w:t>2.3 Para qué sirve</w:t>
       </w:r>
@@ -3376,7 +3376,7 @@
       <w:pPr>
         <w:pStyle w:val="Heading2"/>
       </w:pPr>
-      <w:bookmarkStart w:id="8" w:name="_Toc241263076"/>
+      <w:bookmarkStart w:id="8" w:name="_Toc241314481"/>
       <w:r>
         <w:t>2.4 Principales capacidades</w:t>
       </w:r>
@@ -3688,7 +3688,7 @@
       <w:pPr>
         <w:pStyle w:val="Heading1"/>
       </w:pPr>
-      <w:bookmarkStart w:id="9" w:name="_Toc241263077"/>
+      <w:bookmarkStart w:id="9" w:name="_Toc241314482"/>
       <w:r>
         <w:t>3. Acceso y requisitos</w:t>
       </w:r>
@@ -3698,7 +3698,7 @@
       <w:pPr>
         <w:pStyle w:val="Heading2"/>
       </w:pPr>
-      <w:bookmarkStart w:id="10" w:name="_Toc241263078"/>
+      <w:bookmarkStart w:id="10" w:name="_Toc241314483"/>
       <w:r>
         <w:t>3.1 Requisitos de software</w:t>
       </w:r>
@@ -3716,7 +3716,7 @@
       <w:pPr>
         <w:pStyle w:val="Heading2"/>
       </w:pPr>
-      <w:bookmarkStart w:id="11" w:name="_Toc241263079"/>
+      <w:bookmarkStart w:id="11" w:name="_Toc241314484"/>
       <w:r>
         <w:t>3.2 Requisitos de hardware</w:t>
       </w:r>
@@ -3734,7 +3734,7 @@
       <w:pPr>
         <w:pStyle w:val="Heading2"/>
       </w:pPr>
-      <w:bookmarkStart w:id="12" w:name="_Toc241263080"/>
+      <w:bookmarkStart w:id="12" w:name="_Toc241314485"/>
       <w:r>
         <w:t>3.3 Instalación y ejecución del programa</w:t>
       </w:r>
@@ -3798,7 +3798,7 @@
         <w:t xml:space="preserve">4.  </w:t>
       </w:r>
       <w:r>
-        <w:t>Espere a que se abra la ventana principal (en el equipo de pruebas tardó 8.6 s).</w:t>
+        <w:t>Espere a que se abra la ventana principal (en el equipo de pruebas tardó 7.3 s).</w:t>
       </w:r>
     </w:p>
     <w:p>
@@ -3821,14 +3821,14 @@
         <w:jc w:val="both"/>
       </w:pPr>
       <w:r>
-        <w:t>Integridad del archivo: el SHA-256 del archivo Meritum_CAT_1.0.0_Windows_x64.zip de la versión 1.0.0 es 0a92bbcf2d093690a7745af652eb093f508e4b2f61ab3603bfece08d2526c870. Puede comprobarse en PowerShell con Get-FileHash &lt;archivo&gt; -Algorithm SHA256.</w:t>
+        <w:t>Integridad del archivo: el SHA-256 del archivo Meritum_CAT_1.0.0_Windows_x64.zip de la versión 1.0.0 es dc2ce004fe0c0758d94a05d689f8975ce11c12721ea6095d38d4f8189819e593. Puede comprobarse en PowerShell con Get-FileHash &lt;archivo&gt; -Algorithm SHA256.</w:t>
       </w:r>
     </w:p>
     <w:p>
       <w:pPr>
         <w:pStyle w:val="Heading2"/>
       </w:pPr>
-      <w:bookmarkStart w:id="13" w:name="_Toc241263081"/>
+      <w:bookmarkStart w:id="13" w:name="_Toc241314486"/>
       <w:r>
         <w:t>3.4 Idioma de la interfaz</w:t>
       </w:r>
@@ -3846,7 +3846,7 @@
       <w:pPr>
         <w:pStyle w:val="Heading2"/>
       </w:pPr>
-      <w:bookmarkStart w:id="14" w:name="_Toc241263082"/>
+      <w:bookmarkStart w:id="14" w:name="_Toc241314487"/>
       <w:r>
         <w:t>3.5 Archivos y carpetas del programa</w:t>
       </w:r>
@@ -4127,7 +4127,7 @@
       <w:pPr>
         <w:pStyle w:val="Heading1"/>
       </w:pPr>
-      <w:bookmarkStart w:id="15" w:name="_Toc241263083"/>
+      <w:bookmarkStart w:id="15" w:name="_Toc241314488"/>
       <w:r>
         <w:t>4. Uso del sistema</w:t>
       </w:r>
@@ -4137,7 +4137,7 @@
       <w:pPr>
         <w:pStyle w:val="Heading2"/>
       </w:pPr>
-      <w:bookmarkStart w:id="16" w:name="_Toc241263084"/>
+      <w:bookmarkStart w:id="16" w:name="_Toc241314489"/>
       <w:r>
         <w:t>4.1 Inicio de Meritum_CAT</w:t>
       </w:r>
@@ -4162,7 +4162,7 @@
         </w:rPr>
         <w:lastRenderedPageBreak/>
         <w:drawing>
-          <wp:inline distT="0" distB="0" distL="0" distR="0" wp14:anchorId="6634E115" wp14:editId="15ABD0B4">
+          <wp:inline distT="0" distB="0" distL="0" distR="0" wp14:anchorId="07163B77" wp14:editId="7AF3F4A2">
             <wp:extent cx="5760000" cy="3420000"/>
             <wp:effectExtent l="0" t="0" r="0" b="0"/>
             <wp:docPr id="1" name="Picture 1"/>
@@ -4216,7 +4216,7 @@
       <w:pPr>
         <w:pStyle w:val="Heading2"/>
       </w:pPr>
-      <w:bookmarkStart w:id="17" w:name="_Toc241263085"/>
+      <w:bookmarkStart w:id="17" w:name="_Toc241314490"/>
       <w:r>
         <w:t>4.2 Descripción de la interfaz</w:t>
       </w:r>
@@ -4307,7 +4307,7 @@
           <w:noProof/>
         </w:rPr>
         <w:drawing>
-          <wp:inline distT="0" distB="0" distL="0" distR="0" wp14:anchorId="7B724D59" wp14:editId="6B0E45DE">
+          <wp:inline distT="0" distB="0" distL="0" distR="0" wp14:anchorId="7BFCD1BA" wp14:editId="2D06B58C">
             <wp:extent cx="3600000" cy="1238400"/>
             <wp:effectExtent l="0" t="0" r="0" b="0"/>
             <wp:docPr id="2" name="Picture 2"/>
@@ -4361,7 +4361,7 @@
       <w:pPr>
         <w:pStyle w:val="Heading2"/>
       </w:pPr>
-      <w:bookmarkStart w:id="18" w:name="_Toc241263086"/>
+      <w:bookmarkStart w:id="18" w:name="_Toc241314491"/>
       <w:r>
         <w:lastRenderedPageBreak/>
         <w:t>4.3 Banco de ítems</w:t>
@@ -4461,7 +4461,7 @@
           <w:noProof/>
         </w:rPr>
         <w:drawing>
-          <wp:inline distT="0" distB="0" distL="0" distR="0" wp14:anchorId="1D9B3D47" wp14:editId="678A885C">
+          <wp:inline distT="0" distB="0" distL="0" distR="0" wp14:anchorId="756F81C4" wp14:editId="51D22819">
             <wp:extent cx="5760000" cy="3420000"/>
             <wp:effectExtent l="0" t="0" r="0" b="0"/>
             <wp:docPr id="3" name="Picture 3"/>
@@ -4538,7 +4538,7 @@
         </w:rPr>
         <w:lastRenderedPageBreak/>
         <w:drawing>
-          <wp:inline distT="0" distB="0" distL="0" distR="0" wp14:anchorId="489E1AC5" wp14:editId="7475E03D">
+          <wp:inline distT="0" distB="0" distL="0" distR="0" wp14:anchorId="06593681" wp14:editId="278CAA2A">
             <wp:extent cx="5760000" cy="3420000"/>
             <wp:effectExtent l="0" t="0" r="0" b="0"/>
             <wp:docPr id="4" name="Picture 4"/>
@@ -4607,7 +4607,7 @@
         </w:rPr>
         <w:lastRenderedPageBreak/>
         <w:drawing>
-          <wp:inline distT="0" distB="0" distL="0" distR="0" wp14:anchorId="69287AD8" wp14:editId="50FDA5E1">
+          <wp:inline distT="0" distB="0" distL="0" distR="0" wp14:anchorId="5A68C2AE" wp14:editId="00017A9C">
             <wp:extent cx="3960000" cy="5621786"/>
             <wp:effectExtent l="0" t="0" r="0" b="0"/>
             <wp:docPr id="5" name="Picture 5"/>
@@ -4661,7 +4661,7 @@
       <w:pPr>
         <w:pStyle w:val="Heading2"/>
       </w:pPr>
-      <w:bookmarkStart w:id="19" w:name="_Toc241263087"/>
+      <w:bookmarkStart w:id="19" w:name="_Toc241314492"/>
       <w:r>
         <w:t>4.4 Modelos IRT</w:t>
       </w:r>
@@ -4768,7 +4768,7 @@
         </w:rPr>
         <w:lastRenderedPageBreak/>
         <w:drawing>
-          <wp:inline distT="0" distB="0" distL="0" distR="0" wp14:anchorId="2DD19AC8" wp14:editId="5D2BAFAA">
+          <wp:inline distT="0" distB="0" distL="0" distR="0" wp14:anchorId="53C96DA4" wp14:editId="7180048B">
             <wp:extent cx="5760000" cy="3420000"/>
             <wp:effectExtent l="0" t="0" r="0" b="0"/>
             <wp:docPr id="6" name="Picture 6"/>
@@ -4828,7 +4828,7 @@
           <w:noProof/>
         </w:rPr>
         <w:drawing>
-          <wp:inline distT="0" distB="0" distL="0" distR="0" wp14:anchorId="6FFEF1C2" wp14:editId="228D99FD">
+          <wp:inline distT="0" distB="0" distL="0" distR="0" wp14:anchorId="573B39A3" wp14:editId="161F06D9">
             <wp:extent cx="5760000" cy="3420000"/>
             <wp:effectExtent l="0" t="0" r="0" b="0"/>
             <wp:docPr id="7" name="Picture 7"/>
@@ -4882,7 +4882,7 @@
       <w:pPr>
         <w:pStyle w:val="Heading2"/>
       </w:pPr>
-      <w:bookmarkStart w:id="20" w:name="_Toc241263088"/>
+      <w:bookmarkStart w:id="20" w:name="_Toc241314493"/>
       <w:r>
         <w:t>4.5 Test adaptativo paso a paso</w:t>
       </w:r>
@@ -5019,7 +5019,7 @@
           <w:noProof/>
         </w:rPr>
         <w:drawing>
-          <wp:inline distT="0" distB="0" distL="0" distR="0" wp14:anchorId="2D5931CA" wp14:editId="51D7D2AC">
+          <wp:inline distT="0" distB="0" distL="0" distR="0" wp14:anchorId="3F566423" wp14:editId="704C5A1E">
             <wp:extent cx="5760000" cy="3420000"/>
             <wp:effectExtent l="0" t="0" r="0" b="0"/>
             <wp:docPr id="8" name="Picture 8"/>
@@ -5080,7 +5080,7 @@
         </w:rPr>
         <w:lastRenderedPageBreak/>
         <w:drawing>
-          <wp:inline distT="0" distB="0" distL="0" distR="0" wp14:anchorId="5FB9E47A" wp14:editId="797F0DE9">
+          <wp:inline distT="0" distB="0" distL="0" distR="0" wp14:anchorId="3C2A3513" wp14:editId="3A42DD43">
             <wp:extent cx="5760000" cy="3420000"/>
             <wp:effectExtent l="0" t="0" r="0" b="0"/>
             <wp:docPr id="9" name="Picture 9"/>
@@ -5134,7 +5134,7 @@
       <w:pPr>
         <w:pStyle w:val="Heading2"/>
       </w:pPr>
-      <w:bookmarkStart w:id="21" w:name="_Toc241263089"/>
+      <w:bookmarkStart w:id="21" w:name="_Toc241314494"/>
       <w:r>
         <w:t>4.6 Simulación Monte Carlo</w:t>
       </w:r>
@@ -5311,7 +5311,7 @@
       <w:pPr>
         <w:pStyle w:val="Heading2"/>
       </w:pPr>
-      <w:bookmarkStart w:id="22" w:name="_Toc241263090"/>
+      <w:bookmarkStart w:id="22" w:name="_Toc241314495"/>
       <w:r>
         <w:t>4.7 Experimentos científicos</w:t>
       </w:r>
@@ -5396,7 +5396,7 @@
       <w:pPr>
         <w:pStyle w:val="Heading2"/>
       </w:pPr>
-      <w:bookmarkStart w:id="23" w:name="_Toc241263091"/>
+      <w:bookmarkStart w:id="23" w:name="_Toc241314496"/>
       <w:r>
         <w:t>4.8 Reproducción de un experimento</w:t>
       </w:r>
@@ -5466,7 +5466,7 @@
       <w:pPr>
         <w:pStyle w:val="Heading2"/>
       </w:pPr>
-      <w:bookmarkStart w:id="24" w:name="_Toc241263092"/>
+      <w:bookmarkStart w:id="24" w:name="_Toc241314497"/>
       <w:r>
         <w:t>4.9 Ayuda</w:t>
       </w:r>
@@ -5477,7 +5477,7 @@
         <w:jc w:val="both"/>
       </w:pPr>
       <w:r>
-        <w:t>Menú Ayuda: «Guía rápida de uso», «Glosario de parámetros» (todos los parámetros con símbolo, descripción y rango válido), «Abrir carpeta de registros» y «Acerca de Meritum_CAT» (versión, autores, licencia y componentes).</w:t>
+        <w:t>Menú Ayuda: «Guía rápida de uso», «Glosario de parámetros» (todos los parámetros con símbolo, descripción y rango válido), «Abrir carpeta de registros» y «Acerca de Meritum_CAT» (versión, autores y componentes).</w:t>
       </w:r>
     </w:p>
     <w:p>
@@ -5491,7 +5491,7 @@
         </w:rPr>
         <w:lastRenderedPageBreak/>
         <w:drawing>
-          <wp:inline distT="0" distB="0" distL="0" distR="0" wp14:anchorId="1A458B93" wp14:editId="7908377A">
+          <wp:inline distT="0" distB="0" distL="0" distR="0" wp14:anchorId="322F387F" wp14:editId="58971BDA">
             <wp:extent cx="4320000" cy="3120000"/>
             <wp:effectExtent l="0" t="0" r="0" b="0"/>
             <wp:docPr id="10" name="Picture 10"/>
@@ -5551,7 +5551,7 @@
           <w:noProof/>
         </w:rPr>
         <w:drawing>
-          <wp:inline distT="0" distB="0" distL="0" distR="0" wp14:anchorId="4B45428C" wp14:editId="3B16DF2F">
+          <wp:inline distT="0" distB="0" distL="0" distR="0" wp14:anchorId="3814717B" wp14:editId="03525C1F">
             <wp:extent cx="5400000" cy="3306122"/>
             <wp:effectExtent l="0" t="0" r="0" b="0"/>
             <wp:docPr id="11" name="Picture 11"/>
@@ -5612,7 +5612,7 @@
         </w:rPr>
         <w:lastRenderedPageBreak/>
         <w:drawing>
-          <wp:inline distT="0" distB="0" distL="0" distR="0" wp14:anchorId="777CDE3F" wp14:editId="0C66FE5E">
+          <wp:inline distT="0" distB="0" distL="0" distR="0" wp14:anchorId="09A4BBF9" wp14:editId="0FCC0778">
             <wp:extent cx="3960000" cy="2588143"/>
             <wp:effectExtent l="0" t="0" r="0" b="0"/>
             <wp:docPr id="12" name="Picture 12"/>
@@ -5672,7 +5672,7 @@
           <w:noProof/>
         </w:rPr>
         <w:drawing>
-          <wp:inline distT="0" distB="0" distL="0" distR="0" wp14:anchorId="663909C7" wp14:editId="353908E3">
+          <wp:inline distT="0" distB="0" distL="0" distR="0" wp14:anchorId="2147400E" wp14:editId="45712FE4">
             <wp:extent cx="5760000" cy="3420000"/>
             <wp:effectExtent l="0" t="0" r="0" b="0"/>
             <wp:docPr id="13" name="Picture 13"/>
@@ -5726,7 +5726,7 @@
       <w:pPr>
         <w:pStyle w:val="Heading1"/>
       </w:pPr>
-      <w:bookmarkStart w:id="25" w:name="_Toc241263093"/>
+      <w:bookmarkStart w:id="25" w:name="_Toc241314498"/>
       <w:r>
         <w:t>5. Ejemplos de simulación documentados</w:t>
       </w:r>
@@ -5737,14 +5737,14 @@
         <w:jc w:val="both"/>
       </w:pPr>
       <w:r>
-        <w:t>Las siguientes corridas se ejecutaron en Meritum_CAT, versión 1.0.0 (2026-09-25 20:59:14). Salvo indicación, se usó un banco sintético de 500 ítems del modelo correspondiente, 1000 examinados con θ ~ N(0, 1), máximo de 20 ítems y semilla 12345. Los valores de las tablas son los obtenidos; al repetir la corrida con la misma configuración se obtienen exactamente los mismos.</w:t>
+        <w:t>Las siguientes corridas se ejecutaron en Meritum_CAT, versión 1.0.0 (2026-09-26 11:22:25). Salvo indicación, se usó un banco sintético de 500 ítems del modelo correspondiente, 1000 examinados con θ ~ N(0, 1), máximo de 20 ítems y semilla 12345. Los valores de las tablas son los obtenidos; al repetir la corrida con la misma configuración se obtienen exactamente los mismos.</w:t>
       </w:r>
     </w:p>
     <w:p>
       <w:pPr>
         <w:pStyle w:val="Heading2"/>
       </w:pPr>
-      <w:bookmarkStart w:id="26" w:name="_Toc241263094"/>
+      <w:bookmarkStart w:id="26" w:name="_Toc241314499"/>
       <w:r>
         <w:lastRenderedPageBreak/>
         <w:t>5.1 Corrida A: 1PL + EAP + máxima información</w:t>
@@ -5926,7 +5926,7 @@
           <w:noProof/>
         </w:rPr>
         <w:drawing>
-          <wp:inline distT="0" distB="0" distL="0" distR="0" wp14:anchorId="6816AE06" wp14:editId="491F19E9">
+          <wp:inline distT="0" distB="0" distL="0" distR="0" wp14:anchorId="22471502" wp14:editId="1BFDC159">
             <wp:extent cx="5760000" cy="3420000"/>
             <wp:effectExtent l="0" t="0" r="0" b="0"/>
             <wp:docPr id="14" name="Picture 14"/>
@@ -6439,7 +6439,7 @@
       <w:pPr>
         <w:pStyle w:val="Heading2"/>
       </w:pPr>
-      <w:bookmarkStart w:id="27" w:name="_Toc241263095"/>
+      <w:bookmarkStart w:id="27" w:name="_Toc241314500"/>
       <w:r>
         <w:t>5.2 Corrida B: 2PL + MAP</w:t>
       </w:r>
@@ -6621,7 +6621,7 @@
         </w:rPr>
         <w:lastRenderedPageBreak/>
         <w:drawing>
-          <wp:inline distT="0" distB="0" distL="0" distR="0" wp14:anchorId="4931D18A" wp14:editId="1740896E">
+          <wp:inline distT="0" distB="0" distL="0" distR="0" wp14:anchorId="70EF4214" wp14:editId="25C6F5CC">
             <wp:extent cx="5760000" cy="3420000"/>
             <wp:effectExtent l="0" t="0" r="0" b="0"/>
             <wp:docPr id="15" name="Picture 15"/>
@@ -7133,7 +7133,7 @@
       <w:pPr>
         <w:pStyle w:val="Heading2"/>
       </w:pPr>
-      <w:bookmarkStart w:id="28" w:name="_Toc241263096"/>
+      <w:bookmarkStart w:id="28" w:name="_Toc241314501"/>
       <w:r>
         <w:t>5.3 Corrida C: 3PL + EAP</w:t>
       </w:r>
@@ -7315,7 +7315,7 @@
           <w:noProof/>
         </w:rPr>
         <w:drawing>
-          <wp:inline distT="0" distB="0" distL="0" distR="0" wp14:anchorId="21E502D3" wp14:editId="69AA2587">
+          <wp:inline distT="0" distB="0" distL="0" distR="0" wp14:anchorId="5CD068C0" wp14:editId="424F7F31">
             <wp:extent cx="5760000" cy="3420000"/>
             <wp:effectExtent l="0" t="0" r="0" b="0"/>
             <wp:docPr id="16" name="Picture 16"/>
@@ -7827,7 +7827,7 @@
       <w:pPr>
         <w:pStyle w:val="Heading2"/>
       </w:pPr>
-      <w:bookmarkStart w:id="29" w:name="_Toc241263097"/>
+      <w:bookmarkStart w:id="29" w:name="_Toc241314502"/>
       <w:r>
         <w:t>5.4 Corrida D: CAT frente a test fijo</w:t>
       </w:r>
@@ -7919,7 +7919,7 @@
           <w:noProof/>
         </w:rPr>
         <w:drawing>
-          <wp:inline distT="0" distB="0" distL="0" distR="0" wp14:anchorId="3F6E93D2" wp14:editId="1029A8B9">
+          <wp:inline distT="0" distB="0" distL="0" distR="0" wp14:anchorId="7ECF54C9" wp14:editId="72F4A8FD">
             <wp:extent cx="5760000" cy="3420000"/>
             <wp:effectExtent l="0" t="0" r="0" b="0"/>
             <wp:docPr id="17" name="Picture 17"/>
@@ -8509,14 +8509,14 @@
         <w:jc w:val="both"/>
       </w:pPr>
       <w:r>
-        <w:t>Con el mismo número de ítems, el CAT redujo el RMSE de 0.4531 a 0.2668, porque adapta la dificultad de los ítems a cada examinado.</w:t>
+        <w:t>En esta simulación, el CAT redujo el RMSE de 0.4531 a 0.2668 frente al test fijo de igual longitud. Este resultado es consistente con la selección adaptativa de ítems en función de la estimación de habilidad.</w:t>
       </w:r>
     </w:p>
     <w:p>
       <w:pPr>
         <w:pStyle w:val="Heading2"/>
       </w:pPr>
-      <w:bookmarkStart w:id="30" w:name="_Toc241263098"/>
+      <w:bookmarkStart w:id="30" w:name="_Toc241314503"/>
       <w:r>
         <w:t>5.5 Corrida E: exposición de ítems</w:t>
       </w:r>
@@ -8608,7 +8608,7 @@
           <w:noProof/>
         </w:rPr>
         <w:drawing>
-          <wp:inline distT="0" distB="0" distL="0" distR="0" wp14:anchorId="293A74FC" wp14:editId="42A6AEBB">
+          <wp:inline distT="0" distB="0" distL="0" distR="0" wp14:anchorId="2F03E96C" wp14:editId="441EA349">
             <wp:extent cx="5760000" cy="3420000"/>
             <wp:effectExtent l="0" t="0" r="0" b="0"/>
             <wp:docPr id="18" name="Picture 18"/>
@@ -9135,7 +9135,7 @@
         </w:rPr>
         <w:lastRenderedPageBreak/>
         <w:drawing>
-          <wp:inline distT="0" distB="0" distL="0" distR="0" wp14:anchorId="0F8A04D8" wp14:editId="3CE87BD4">
+          <wp:inline distT="0" distB="0" distL="0" distR="0" wp14:anchorId="666AF332" wp14:editId="3000B08A">
             <wp:extent cx="5760000" cy="3420000"/>
             <wp:effectExtent l="0" t="0" r="0" b="0"/>
             <wp:docPr id="19" name="Picture 19"/>
@@ -9764,7 +9764,7 @@
       <w:pPr>
         <w:pStyle w:val="Heading2"/>
       </w:pPr>
-      <w:bookmarkStart w:id="31" w:name="_Toc241263099"/>
+      <w:bookmarkStart w:id="31" w:name="_Toc241314504"/>
       <w:r>
         <w:t>5.6 Corrida F: robustez ante errores de calibración</w:t>
       </w:r>
@@ -9826,7 +9826,7 @@
         </w:rPr>
         <w:lastRenderedPageBreak/>
         <w:drawing>
-          <wp:inline distT="0" distB="0" distL="0" distR="0" wp14:anchorId="3DE3580C" wp14:editId="55B58AA4">
+          <wp:inline distT="0" distB="0" distL="0" distR="0" wp14:anchorId="25815CC6" wp14:editId="6ED0EC12">
             <wp:extent cx="5760000" cy="3420000"/>
             <wp:effectExtent l="0" t="0" r="0" b="0"/>
             <wp:docPr id="20" name="Picture 20"/>
@@ -10463,7 +10463,7 @@
       <w:pPr>
         <w:pStyle w:val="Heading2"/>
       </w:pPr>
-      <w:bookmarkStart w:id="32" w:name="_Toc241263100"/>
+      <w:bookmarkStart w:id="32" w:name="_Toc241314505"/>
       <w:r>
         <w:t>5.7 Flujo científico completo con 5000 examinados y reproducción</w:t>
       </w:r>
@@ -10585,7 +10585,7 @@
         </w:rPr>
         <w:lastRenderedPageBreak/>
         <w:drawing>
-          <wp:inline distT="0" distB="0" distL="0" distR="0" wp14:anchorId="30949DF4" wp14:editId="507C7474">
+          <wp:inline distT="0" distB="0" distL="0" distR="0" wp14:anchorId="5FFD6E11" wp14:editId="18746203">
             <wp:extent cx="5760000" cy="3420000"/>
             <wp:effectExtent l="0" t="0" r="0" b="0"/>
             <wp:docPr id="21" name="Picture 21"/>
@@ -10645,7 +10645,7 @@
           <w:noProof/>
         </w:rPr>
         <w:drawing>
-          <wp:inline distT="0" distB="0" distL="0" distR="0" wp14:anchorId="518C65AC" wp14:editId="12256808">
+          <wp:inline distT="0" distB="0" distL="0" distR="0" wp14:anchorId="43E0CCC7" wp14:editId="221CD745">
             <wp:extent cx="5760000" cy="3420000"/>
             <wp:effectExtent l="0" t="0" r="0" b="0"/>
             <wp:docPr id="22" name="Picture 22"/>
@@ -10706,7 +10706,7 @@
         </w:rPr>
         <w:lastRenderedPageBreak/>
         <w:drawing>
-          <wp:inline distT="0" distB="0" distL="0" distR="0" wp14:anchorId="4014A7A4" wp14:editId="737002E9">
+          <wp:inline distT="0" distB="0" distL="0" distR="0" wp14:anchorId="477B37E6" wp14:editId="5D1C577B">
             <wp:extent cx="5760000" cy="3420000"/>
             <wp:effectExtent l="0" t="0" r="0" b="0"/>
             <wp:docPr id="23" name="Picture 23"/>
@@ -11415,7 +11415,7 @@
       <w:pPr>
         <w:pStyle w:val="Heading2"/>
       </w:pPr>
-      <w:bookmarkStart w:id="33" w:name="_Toc241263101"/>
+      <w:bookmarkStart w:id="33" w:name="_Toc241314506"/>
       <w:r>
         <w:t>5.8 Consideraciones de los ejemplos</w:t>
       </w:r>
@@ -11452,7 +11452,7 @@
       <w:pPr>
         <w:pStyle w:val="Heading1"/>
       </w:pPr>
-      <w:bookmarkStart w:id="34" w:name="_Toc241263102"/>
+      <w:bookmarkStart w:id="34" w:name="_Toc241314507"/>
       <w:r>
         <w:lastRenderedPageBreak/>
         <w:t>6. Solución de problemas</w:t>
@@ -11463,7 +11463,7 @@
       <w:pPr>
         <w:pStyle w:val="Heading2"/>
       </w:pPr>
-      <w:bookmarkStart w:id="35" w:name="_Toc241263103"/>
+      <w:bookmarkStart w:id="35" w:name="_Toc241314508"/>
       <w:r>
         <w:t>6.1 Meritum_CAT no inicia</w:t>
       </w:r>
@@ -11501,7 +11501,7 @@
       <w:pPr>
         <w:pStyle w:val="Heading2"/>
       </w:pPr>
-      <w:bookmarkStart w:id="36" w:name="_Toc241263104"/>
+      <w:bookmarkStart w:id="36" w:name="_Toc241314509"/>
       <w:r>
         <w:t>6.2 No se puede importar el banco</w:t>
       </w:r>
@@ -11539,7 +11539,7 @@
       <w:pPr>
         <w:pStyle w:val="Heading2"/>
       </w:pPr>
-      <w:bookmarkStart w:id="37" w:name="_Toc241263105"/>
+      <w:bookmarkStart w:id="37" w:name="_Toc241314510"/>
       <w:r>
         <w:t>6.3 El botón Ejecutar muestra que el banco tiene errores</w:t>
       </w:r>
@@ -11577,7 +11577,7 @@
       <w:pPr>
         <w:pStyle w:val="Heading2"/>
       </w:pPr>
-      <w:bookmarkStart w:id="38" w:name="_Toc241263106"/>
+      <w:bookmarkStart w:id="38" w:name="_Toc241314511"/>
       <w:r>
         <w:t>6.4 La simulación tarda mucho</w:t>
       </w:r>
@@ -11615,7 +11615,7 @@
       <w:pPr>
         <w:pStyle w:val="Heading2"/>
       </w:pPr>
-      <w:bookmarkStart w:id="39" w:name="_Toc241263107"/>
+      <w:bookmarkStart w:id="39" w:name="_Toc241314512"/>
       <w:r>
         <w:t>6.5 No se puede exportar</w:t>
       </w:r>
@@ -11653,7 +11653,7 @@
       <w:pPr>
         <w:pStyle w:val="Heading2"/>
       </w:pPr>
-      <w:bookmarkStart w:id="40" w:name="_Toc241263108"/>
+      <w:bookmarkStart w:id="40" w:name="_Toc241314513"/>
       <w:r>
         <w:t>6.6 La reproducción no coincide</w:t>
       </w:r>
@@ -11691,7 +11691,7 @@
       <w:pPr>
         <w:pStyle w:val="Heading1"/>
       </w:pPr>
-      <w:bookmarkStart w:id="41" w:name="_Toc241263109"/>
+      <w:bookmarkStart w:id="41" w:name="_Toc241314514"/>
       <w:r>
         <w:t>Referencias</w:t>
       </w:r>
@@ -12135,7 +12135,7 @@
           <w:sz w:val="20"/>
         </w:rPr>
         <w:tab/>
-        <w:t>K. L. Gómez Otero y F. J. Burgos Flórez, Meritum_CAT — Manual de Usuario del Programa, versión 1.0.0, 2026.</w:t>
+        <w:t>K. L. Gómez Otero, F. J. Burgos Flórez y J. G. Popayán Hernández, Meritum_CAT — Manual Técnico del Programa, versión 1.0.0, 2026.</w:t>
       </w:r>
     </w:p>
     <w:p>
@@ -12148,25 +12148,6 @@
           <w:sz w:val="20"/>
         </w:rPr>
         <w:t>[22]</w:t>
-      </w:r>
-      <w:r>
-        <w:rPr>
-          <w:sz w:val="20"/>
-        </w:rPr>
-        <w:tab/>
-        <w:t>K. L. Gómez Otero y F. J. Burgos Flórez, Meritum_CAT — Manual Técnico del Programa, versión 1.0.0, 2026.</w:t>
-      </w:r>
-    </w:p>
-    <w:p>
-      <w:pPr>
-        <w:spacing w:after="80"/>
-        <w:ind w:left="510" w:hanging="510"/>
-      </w:pPr>
-      <w:r>
-        <w:rPr>
-          <w:sz w:val="20"/>
-        </w:rPr>
-        <w:t>[23]</w:t>
       </w:r>
       <w:r>
         <w:rPr>
@@ -12471,31 +12452,31 @@
       </w:rPr>
     </w:lvl>
   </w:abstractNum>
-  <w:num w:numId="1" w16cid:durableId="644244391">
+  <w:num w:numId="1" w16cid:durableId="615139699">
     <w:abstractNumId w:val="8"/>
   </w:num>
-  <w:num w:numId="2" w16cid:durableId="1505705564">
+  <w:num w:numId="2" w16cid:durableId="37977727">
     <w:abstractNumId w:val="6"/>
   </w:num>
-  <w:num w:numId="3" w16cid:durableId="909924147">
+  <w:num w:numId="3" w16cid:durableId="626399106">
     <w:abstractNumId w:val="5"/>
   </w:num>
-  <w:num w:numId="4" w16cid:durableId="1144661193">
+  <w:num w:numId="4" w16cid:durableId="816337120">
     <w:abstractNumId w:val="4"/>
   </w:num>
-  <w:num w:numId="5" w16cid:durableId="656570962">
+  <w:num w:numId="5" w16cid:durableId="204944">
     <w:abstractNumId w:val="7"/>
   </w:num>
-  <w:num w:numId="6" w16cid:durableId="931864019">
+  <w:num w:numId="6" w16cid:durableId="1873305905">
     <w:abstractNumId w:val="3"/>
   </w:num>
-  <w:num w:numId="7" w16cid:durableId="1796408081">
+  <w:num w:numId="7" w16cid:durableId="300380051">
     <w:abstractNumId w:val="2"/>
   </w:num>
-  <w:num w:numId="8" w16cid:durableId="1269778350">
+  <w:num w:numId="8" w16cid:durableId="306671147">
     <w:abstractNumId w:val="1"/>
   </w:num>
-  <w:num w:numId="9" w16cid:durableId="1291864236">
+  <w:num w:numId="9" w16cid:durableId="1610507283">
     <w:abstractNumId w:val="0"/>
   </w:num>
 </w:numbering>
@@ -23883,7 +23864,7 @@
     <w:autoRedefine/>
     <w:uiPriority w:val="39"/>
     <w:unhideWhenUsed/>
-    <w:rsid w:val="003A45CE"/>
+    <w:rsid w:val="00CC052A"/>
     <w:pPr>
       <w:spacing w:after="100"/>
     </w:pPr>
@@ -23895,7 +23876,7 @@
     <w:autoRedefine/>
     <w:uiPriority w:val="39"/>
     <w:unhideWhenUsed/>
-    <w:rsid w:val="003A45CE"/>
+    <w:rsid w:val="00CC052A"/>
     <w:pPr>
       <w:spacing w:after="100"/>
       <w:ind w:left="220"/>
@@ -23906,7 +23887,7 @@
     <w:basedOn w:val="DefaultParagraphFont"/>
     <w:uiPriority w:val="99"/>
     <w:unhideWhenUsed/>
-    <w:rsid w:val="003A45CE"/>
+    <w:rsid w:val="00CC052A"/>
     <w:rPr>
       <w:color w:val="0000FF" w:themeColor="hyperlink"/>
       <w:u w:val="single"/>

--- a/manuales/Manual_de_Usuario_Meritum_CAT.docx
+++ b/manuales/Manual_de_Usuario_Meritum_CAT.docx
@@ -286,7 +286,7 @@
       <w:r>
         <w:fldChar w:fldCharType="separate"/>
       </w:r>
-      <w:hyperlink w:anchor="_Toc241314473" w:history="1">
+      <w:hyperlink w:anchor="_Toc241316819" w:history="1">
         <w:r>
           <w:rPr>
             <w:rStyle w:val="Hyperlink"/>
@@ -313,7 +313,7 @@
             <w:noProof/>
             <w:webHidden/>
           </w:rPr>
-          <w:instrText xml:space="preserve"> PAGEREF _Toc241314473 \h </w:instrText>
+          <w:instrText xml:space="preserve"> PAGEREF _Toc241316819 \h </w:instrText>
         </w:r>
         <w:r>
           <w:rPr>
@@ -354,7 +354,7 @@
           <w:noProof/>
         </w:rPr>
       </w:pPr>
-      <w:hyperlink w:anchor="_Toc241314474" w:history="1">
+      <w:hyperlink w:anchor="_Toc241316820" w:history="1">
         <w:r>
           <w:rPr>
             <w:rStyle w:val="Hyperlink"/>
@@ -381,7 +381,7 @@
             <w:noProof/>
             <w:webHidden/>
           </w:rPr>
-          <w:instrText xml:space="preserve"> PAGEREF _Toc241314474 \h </w:instrText>
+          <w:instrText xml:space="preserve"> PAGEREF _Toc241316820 \h </w:instrText>
         </w:r>
         <w:r>
           <w:rPr>
@@ -422,7 +422,7 @@
           <w:noProof/>
         </w:rPr>
       </w:pPr>
-      <w:hyperlink w:anchor="_Toc241314475" w:history="1">
+      <w:hyperlink w:anchor="_Toc241316821" w:history="1">
         <w:r>
           <w:rPr>
             <w:rStyle w:val="Hyperlink"/>
@@ -449,7 +449,7 @@
             <w:noProof/>
             <w:webHidden/>
           </w:rPr>
-          <w:instrText xml:space="preserve"> PAGEREF _Toc241314475 \h </w:instrText>
+          <w:instrText xml:space="preserve"> PAGEREF _Toc241316821 \h </w:instrText>
         </w:r>
         <w:r>
           <w:rPr>
@@ -490,7 +490,7 @@
           <w:noProof/>
         </w:rPr>
       </w:pPr>
-      <w:hyperlink w:anchor="_Toc241314476" w:history="1">
+      <w:hyperlink w:anchor="_Toc241316822" w:history="1">
         <w:r>
           <w:rPr>
             <w:rStyle w:val="Hyperlink"/>
@@ -517,7 +517,7 @@
             <w:noProof/>
             <w:webHidden/>
           </w:rPr>
-          <w:instrText xml:space="preserve"> PAGEREF _Toc241314476 \h </w:instrText>
+          <w:instrText xml:space="preserve"> PAGEREF _Toc241316822 \h </w:instrText>
         </w:r>
         <w:r>
           <w:rPr>
@@ -558,7 +558,7 @@
           <w:noProof/>
         </w:rPr>
       </w:pPr>
-      <w:hyperlink w:anchor="_Toc241314477" w:history="1">
+      <w:hyperlink w:anchor="_Toc241316823" w:history="1">
         <w:r>
           <w:rPr>
             <w:rStyle w:val="Hyperlink"/>
@@ -585,7 +585,7 @@
             <w:noProof/>
             <w:webHidden/>
           </w:rPr>
-          <w:instrText xml:space="preserve"> PAGEREF _Toc241314477 \h </w:instrText>
+          <w:instrText xml:space="preserve"> PAGEREF _Toc241316823 \h </w:instrText>
         </w:r>
         <w:r>
           <w:rPr>
@@ -626,7 +626,7 @@
           <w:noProof/>
         </w:rPr>
       </w:pPr>
-      <w:hyperlink w:anchor="_Toc241314478" w:history="1">
+      <w:hyperlink w:anchor="_Toc241316824" w:history="1">
         <w:r>
           <w:rPr>
             <w:rStyle w:val="Hyperlink"/>
@@ -653,7 +653,7 @@
             <w:noProof/>
             <w:webHidden/>
           </w:rPr>
-          <w:instrText xml:space="preserve"> PAGEREF _Toc241314478 \h </w:instrText>
+          <w:instrText xml:space="preserve"> PAGEREF _Toc241316824 \h </w:instrText>
         </w:r>
         <w:r>
           <w:rPr>
@@ -694,7 +694,7 @@
           <w:noProof/>
         </w:rPr>
       </w:pPr>
-      <w:hyperlink w:anchor="_Toc241314479" w:history="1">
+      <w:hyperlink w:anchor="_Toc241316825" w:history="1">
         <w:r>
           <w:rPr>
             <w:rStyle w:val="Hyperlink"/>
@@ -721,7 +721,7 @@
             <w:noProof/>
             <w:webHidden/>
           </w:rPr>
-          <w:instrText xml:space="preserve"> PAGEREF _Toc241314479 \h </w:instrText>
+          <w:instrText xml:space="preserve"> PAGEREF _Toc241316825 \h </w:instrText>
         </w:r>
         <w:r>
           <w:rPr>
@@ -762,7 +762,7 @@
           <w:noProof/>
         </w:rPr>
       </w:pPr>
-      <w:hyperlink w:anchor="_Toc241314480" w:history="1">
+      <w:hyperlink w:anchor="_Toc241316826" w:history="1">
         <w:r>
           <w:rPr>
             <w:rStyle w:val="Hyperlink"/>
@@ -789,7 +789,7 @@
             <w:noProof/>
             <w:webHidden/>
           </w:rPr>
-          <w:instrText xml:space="preserve"> PAGEREF _Toc241314480 \h </w:instrText>
+          <w:instrText xml:space="preserve"> PAGEREF _Toc241316826 \h </w:instrText>
         </w:r>
         <w:r>
           <w:rPr>
@@ -830,7 +830,7 @@
           <w:noProof/>
         </w:rPr>
       </w:pPr>
-      <w:hyperlink w:anchor="_Toc241314481" w:history="1">
+      <w:hyperlink w:anchor="_Toc241316827" w:history="1">
         <w:r>
           <w:rPr>
             <w:rStyle w:val="Hyperlink"/>
@@ -857,7 +857,7 @@
             <w:noProof/>
             <w:webHidden/>
           </w:rPr>
-          <w:instrText xml:space="preserve"> PAGEREF _Toc241314481 \h </w:instrText>
+          <w:instrText xml:space="preserve"> PAGEREF _Toc241316827 \h </w:instrText>
         </w:r>
         <w:r>
           <w:rPr>
@@ -898,7 +898,7 @@
           <w:noProof/>
         </w:rPr>
       </w:pPr>
-      <w:hyperlink w:anchor="_Toc241314482" w:history="1">
+      <w:hyperlink w:anchor="_Toc241316828" w:history="1">
         <w:r>
           <w:rPr>
             <w:rStyle w:val="Hyperlink"/>
@@ -925,7 +925,7 @@
             <w:noProof/>
             <w:webHidden/>
           </w:rPr>
-          <w:instrText xml:space="preserve"> PAGEREF _Toc241314482 \h </w:instrText>
+          <w:instrText xml:space="preserve"> PAGEREF _Toc241316828 \h </w:instrText>
         </w:r>
         <w:r>
           <w:rPr>
@@ -966,7 +966,7 @@
           <w:noProof/>
         </w:rPr>
       </w:pPr>
-      <w:hyperlink w:anchor="_Toc241314483" w:history="1">
+      <w:hyperlink w:anchor="_Toc241316829" w:history="1">
         <w:r>
           <w:rPr>
             <w:rStyle w:val="Hyperlink"/>
@@ -993,7 +993,7 @@
             <w:noProof/>
             <w:webHidden/>
           </w:rPr>
-          <w:instrText xml:space="preserve"> PAGEREF _Toc241314483 \h </w:instrText>
+          <w:instrText xml:space="preserve"> PAGEREF _Toc241316829 \h </w:instrText>
         </w:r>
         <w:r>
           <w:rPr>
@@ -1034,7 +1034,7 @@
           <w:noProof/>
         </w:rPr>
       </w:pPr>
-      <w:hyperlink w:anchor="_Toc241314484" w:history="1">
+      <w:hyperlink w:anchor="_Toc241316830" w:history="1">
         <w:r>
           <w:rPr>
             <w:rStyle w:val="Hyperlink"/>
@@ -1061,7 +1061,7 @@
             <w:noProof/>
             <w:webHidden/>
           </w:rPr>
-          <w:instrText xml:space="preserve"> PAGEREF _Toc241314484 \h </w:instrText>
+          <w:instrText xml:space="preserve"> PAGEREF _Toc241316830 \h </w:instrText>
         </w:r>
         <w:r>
           <w:rPr>
@@ -1102,7 +1102,7 @@
           <w:noProof/>
         </w:rPr>
       </w:pPr>
-      <w:hyperlink w:anchor="_Toc241314485" w:history="1">
+      <w:hyperlink w:anchor="_Toc241316831" w:history="1">
         <w:r>
           <w:rPr>
             <w:rStyle w:val="Hyperlink"/>
@@ -1129,7 +1129,7 @@
             <w:noProof/>
             <w:webHidden/>
           </w:rPr>
-          <w:instrText xml:space="preserve"> PAGEREF _Toc241314485 \h </w:instrText>
+          <w:instrText xml:space="preserve"> PAGEREF _Toc241316831 \h </w:instrText>
         </w:r>
         <w:r>
           <w:rPr>
@@ -1170,7 +1170,7 @@
           <w:noProof/>
         </w:rPr>
       </w:pPr>
-      <w:hyperlink w:anchor="_Toc241314486" w:history="1">
+      <w:hyperlink w:anchor="_Toc241316832" w:history="1">
         <w:r>
           <w:rPr>
             <w:rStyle w:val="Hyperlink"/>
@@ -1197,7 +1197,7 @@
             <w:noProof/>
             <w:webHidden/>
           </w:rPr>
-          <w:instrText xml:space="preserve"> PAGEREF _Toc241314486 \h </w:instrText>
+          <w:instrText xml:space="preserve"> PAGEREF _Toc241316832 \h </w:instrText>
         </w:r>
         <w:r>
           <w:rPr>
@@ -1238,7 +1238,7 @@
           <w:noProof/>
         </w:rPr>
       </w:pPr>
-      <w:hyperlink w:anchor="_Toc241314487" w:history="1">
+      <w:hyperlink w:anchor="_Toc241316833" w:history="1">
         <w:r>
           <w:rPr>
             <w:rStyle w:val="Hyperlink"/>
@@ -1265,7 +1265,7 @@
             <w:noProof/>
             <w:webHidden/>
           </w:rPr>
-          <w:instrText xml:space="preserve"> PAGEREF _Toc241314487 \h </w:instrText>
+          <w:instrText xml:space="preserve"> PAGEREF _Toc241316833 \h </w:instrText>
         </w:r>
         <w:r>
           <w:rPr>
@@ -1306,7 +1306,7 @@
           <w:noProof/>
         </w:rPr>
       </w:pPr>
-      <w:hyperlink w:anchor="_Toc241314488" w:history="1">
+      <w:hyperlink w:anchor="_Toc241316834" w:history="1">
         <w:r>
           <w:rPr>
             <w:rStyle w:val="Hyperlink"/>
@@ -1333,7 +1333,7 @@
             <w:noProof/>
             <w:webHidden/>
           </w:rPr>
-          <w:instrText xml:space="preserve"> PAGEREF _Toc241314488 \h </w:instrText>
+          <w:instrText xml:space="preserve"> PAGEREF _Toc241316834 \h </w:instrText>
         </w:r>
         <w:r>
           <w:rPr>
@@ -1374,7 +1374,7 @@
           <w:noProof/>
         </w:rPr>
       </w:pPr>
-      <w:hyperlink w:anchor="_Toc241314489" w:history="1">
+      <w:hyperlink w:anchor="_Toc241316835" w:history="1">
         <w:r>
           <w:rPr>
             <w:rStyle w:val="Hyperlink"/>
@@ -1401,7 +1401,7 @@
             <w:noProof/>
             <w:webHidden/>
           </w:rPr>
-          <w:instrText xml:space="preserve"> PAGEREF _Toc241314489 \h </w:instrText>
+          <w:instrText xml:space="preserve"> PAGEREF _Toc241316835 \h </w:instrText>
         </w:r>
         <w:r>
           <w:rPr>
@@ -1442,7 +1442,7 @@
           <w:noProof/>
         </w:rPr>
       </w:pPr>
-      <w:hyperlink w:anchor="_Toc241314490" w:history="1">
+      <w:hyperlink w:anchor="_Toc241316836" w:history="1">
         <w:r>
           <w:rPr>
             <w:rStyle w:val="Hyperlink"/>
@@ -1469,7 +1469,7 @@
             <w:noProof/>
             <w:webHidden/>
           </w:rPr>
-          <w:instrText xml:space="preserve"> PAGEREF _Toc241314490 \h </w:instrText>
+          <w:instrText xml:space="preserve"> PAGEREF _Toc241316836 \h </w:instrText>
         </w:r>
         <w:r>
           <w:rPr>
@@ -1510,7 +1510,7 @@
           <w:noProof/>
         </w:rPr>
       </w:pPr>
-      <w:hyperlink w:anchor="_Toc241314491" w:history="1">
+      <w:hyperlink w:anchor="_Toc241316837" w:history="1">
         <w:r>
           <w:rPr>
             <w:rStyle w:val="Hyperlink"/>
@@ -1537,7 +1537,7 @@
             <w:noProof/>
             <w:webHidden/>
           </w:rPr>
-          <w:instrText xml:space="preserve"> PAGEREF _Toc241314491 \h </w:instrText>
+          <w:instrText xml:space="preserve"> PAGEREF _Toc241316837 \h </w:instrText>
         </w:r>
         <w:r>
           <w:rPr>
@@ -1578,7 +1578,7 @@
           <w:noProof/>
         </w:rPr>
       </w:pPr>
-      <w:hyperlink w:anchor="_Toc241314492" w:history="1">
+      <w:hyperlink w:anchor="_Toc241316838" w:history="1">
         <w:r>
           <w:rPr>
             <w:rStyle w:val="Hyperlink"/>
@@ -1605,7 +1605,7 @@
             <w:noProof/>
             <w:webHidden/>
           </w:rPr>
-          <w:instrText xml:space="preserve"> PAGEREF _Toc241314492 \h </w:instrText>
+          <w:instrText xml:space="preserve"> PAGEREF _Toc241316838 \h </w:instrText>
         </w:r>
         <w:r>
           <w:rPr>
@@ -1646,7 +1646,7 @@
           <w:noProof/>
         </w:rPr>
       </w:pPr>
-      <w:hyperlink w:anchor="_Toc241314493" w:history="1">
+      <w:hyperlink w:anchor="_Toc241316839" w:history="1">
         <w:r>
           <w:rPr>
             <w:rStyle w:val="Hyperlink"/>
@@ -1673,7 +1673,7 @@
             <w:noProof/>
             <w:webHidden/>
           </w:rPr>
-          <w:instrText xml:space="preserve"> PAGEREF _Toc241314493 \h </w:instrText>
+          <w:instrText xml:space="preserve"> PAGEREF _Toc241316839 \h </w:instrText>
         </w:r>
         <w:r>
           <w:rPr>
@@ -1714,7 +1714,7 @@
           <w:noProof/>
         </w:rPr>
       </w:pPr>
-      <w:hyperlink w:anchor="_Toc241314494" w:history="1">
+      <w:hyperlink w:anchor="_Toc241316840" w:history="1">
         <w:r>
           <w:rPr>
             <w:rStyle w:val="Hyperlink"/>
@@ -1741,7 +1741,7 @@
             <w:noProof/>
             <w:webHidden/>
           </w:rPr>
-          <w:instrText xml:space="preserve"> PAGEREF _Toc241314494 \h </w:instrText>
+          <w:instrText xml:space="preserve"> PAGEREF _Toc241316840 \h </w:instrText>
         </w:r>
         <w:r>
           <w:rPr>
@@ -1782,7 +1782,7 @@
           <w:noProof/>
         </w:rPr>
       </w:pPr>
-      <w:hyperlink w:anchor="_Toc241314495" w:history="1">
+      <w:hyperlink w:anchor="_Toc241316841" w:history="1">
         <w:r>
           <w:rPr>
             <w:rStyle w:val="Hyperlink"/>
@@ -1809,7 +1809,7 @@
             <w:noProof/>
             <w:webHidden/>
           </w:rPr>
-          <w:instrText xml:space="preserve"> PAGEREF _Toc241314495 \h </w:instrText>
+          <w:instrText xml:space="preserve"> PAGEREF _Toc241316841 \h </w:instrText>
         </w:r>
         <w:r>
           <w:rPr>
@@ -1850,7 +1850,7 @@
           <w:noProof/>
         </w:rPr>
       </w:pPr>
-      <w:hyperlink w:anchor="_Toc241314496" w:history="1">
+      <w:hyperlink w:anchor="_Toc241316842" w:history="1">
         <w:r>
           <w:rPr>
             <w:rStyle w:val="Hyperlink"/>
@@ -1877,7 +1877,7 @@
             <w:noProof/>
             <w:webHidden/>
           </w:rPr>
-          <w:instrText xml:space="preserve"> PAGEREF _Toc241314496 \h </w:instrText>
+          <w:instrText xml:space="preserve"> PAGEREF _Toc241316842 \h </w:instrText>
         </w:r>
         <w:r>
           <w:rPr>
@@ -1918,7 +1918,7 @@
           <w:noProof/>
         </w:rPr>
       </w:pPr>
-      <w:hyperlink w:anchor="_Toc241314497" w:history="1">
+      <w:hyperlink w:anchor="_Toc241316843" w:history="1">
         <w:r>
           <w:rPr>
             <w:rStyle w:val="Hyperlink"/>
@@ -1945,7 +1945,7 @@
             <w:noProof/>
             <w:webHidden/>
           </w:rPr>
-          <w:instrText xml:space="preserve"> PAGEREF _Toc241314497 \h </w:instrText>
+          <w:instrText xml:space="preserve"> PAGEREF _Toc241316843 \h </w:instrText>
         </w:r>
         <w:r>
           <w:rPr>
@@ -1986,7 +1986,7 @@
           <w:noProof/>
         </w:rPr>
       </w:pPr>
-      <w:hyperlink w:anchor="_Toc241314498" w:history="1">
+      <w:hyperlink w:anchor="_Toc241316844" w:history="1">
         <w:r>
           <w:rPr>
             <w:rStyle w:val="Hyperlink"/>
@@ -2013,7 +2013,7 @@
             <w:noProof/>
             <w:webHidden/>
           </w:rPr>
-          <w:instrText xml:space="preserve"> PAGEREF _Toc241314498 \h </w:instrText>
+          <w:instrText xml:space="preserve"> PAGEREF _Toc241316844 \h </w:instrText>
         </w:r>
         <w:r>
           <w:rPr>
@@ -2054,7 +2054,7 @@
           <w:noProof/>
         </w:rPr>
       </w:pPr>
-      <w:hyperlink w:anchor="_Toc241314499" w:history="1">
+      <w:hyperlink w:anchor="_Toc241316845" w:history="1">
         <w:r>
           <w:rPr>
             <w:rStyle w:val="Hyperlink"/>
@@ -2081,7 +2081,7 @@
             <w:noProof/>
             <w:webHidden/>
           </w:rPr>
-          <w:instrText xml:space="preserve"> PAGEREF _Toc241314499 \h </w:instrText>
+          <w:instrText xml:space="preserve"> PAGEREF _Toc241316845 \h </w:instrText>
         </w:r>
         <w:r>
           <w:rPr>
@@ -2122,7 +2122,7 @@
           <w:noProof/>
         </w:rPr>
       </w:pPr>
-      <w:hyperlink w:anchor="_Toc241314500" w:history="1">
+      <w:hyperlink w:anchor="_Toc241316846" w:history="1">
         <w:r>
           <w:rPr>
             <w:rStyle w:val="Hyperlink"/>
@@ -2149,7 +2149,7 @@
             <w:noProof/>
             <w:webHidden/>
           </w:rPr>
-          <w:instrText xml:space="preserve"> PAGEREF _Toc241314500 \h </w:instrText>
+          <w:instrText xml:space="preserve"> PAGEREF _Toc241316846 \h </w:instrText>
         </w:r>
         <w:r>
           <w:rPr>
@@ -2190,7 +2190,7 @@
           <w:noProof/>
         </w:rPr>
       </w:pPr>
-      <w:hyperlink w:anchor="_Toc241314501" w:history="1">
+      <w:hyperlink w:anchor="_Toc241316847" w:history="1">
         <w:r>
           <w:rPr>
             <w:rStyle w:val="Hyperlink"/>
@@ -2217,7 +2217,7 @@
             <w:noProof/>
             <w:webHidden/>
           </w:rPr>
-          <w:instrText xml:space="preserve"> PAGEREF _Toc241314501 \h </w:instrText>
+          <w:instrText xml:space="preserve"> PAGEREF _Toc241316847 \h </w:instrText>
         </w:r>
         <w:r>
           <w:rPr>
@@ -2258,7 +2258,7 @@
           <w:noProof/>
         </w:rPr>
       </w:pPr>
-      <w:hyperlink w:anchor="_Toc241314502" w:history="1">
+      <w:hyperlink w:anchor="_Toc241316848" w:history="1">
         <w:r>
           <w:rPr>
             <w:rStyle w:val="Hyperlink"/>
@@ -2285,7 +2285,7 @@
             <w:noProof/>
             <w:webHidden/>
           </w:rPr>
-          <w:instrText xml:space="preserve"> PAGEREF _Toc241314502 \h </w:instrText>
+          <w:instrText xml:space="preserve"> PAGEREF _Toc241316848 \h </w:instrText>
         </w:r>
         <w:r>
           <w:rPr>
@@ -2326,7 +2326,7 @@
           <w:noProof/>
         </w:rPr>
       </w:pPr>
-      <w:hyperlink w:anchor="_Toc241314503" w:history="1">
+      <w:hyperlink w:anchor="_Toc241316849" w:history="1">
         <w:r>
           <w:rPr>
             <w:rStyle w:val="Hyperlink"/>
@@ -2353,7 +2353,7 @@
             <w:noProof/>
             <w:webHidden/>
           </w:rPr>
-          <w:instrText xml:space="preserve"> PAGEREF _Toc241314503 \h </w:instrText>
+          <w:instrText xml:space="preserve"> PAGEREF _Toc241316849 \h </w:instrText>
         </w:r>
         <w:r>
           <w:rPr>
@@ -2394,7 +2394,7 @@
           <w:noProof/>
         </w:rPr>
       </w:pPr>
-      <w:hyperlink w:anchor="_Toc241314504" w:history="1">
+      <w:hyperlink w:anchor="_Toc241316850" w:history="1">
         <w:r>
           <w:rPr>
             <w:rStyle w:val="Hyperlink"/>
@@ -2421,7 +2421,7 @@
             <w:noProof/>
             <w:webHidden/>
           </w:rPr>
-          <w:instrText xml:space="preserve"> PAGEREF _Toc241314504 \h </w:instrText>
+          <w:instrText xml:space="preserve"> PAGEREF _Toc241316850 \h </w:instrText>
         </w:r>
         <w:r>
           <w:rPr>
@@ -2462,7 +2462,7 @@
           <w:noProof/>
         </w:rPr>
       </w:pPr>
-      <w:hyperlink w:anchor="_Toc241314505" w:history="1">
+      <w:hyperlink w:anchor="_Toc241316851" w:history="1">
         <w:r>
           <w:rPr>
             <w:rStyle w:val="Hyperlink"/>
@@ -2489,7 +2489,7 @@
             <w:noProof/>
             <w:webHidden/>
           </w:rPr>
-          <w:instrText xml:space="preserve"> PAGEREF _Toc241314505 \h </w:instrText>
+          <w:instrText xml:space="preserve"> PAGEREF _Toc241316851 \h </w:instrText>
         </w:r>
         <w:r>
           <w:rPr>
@@ -2530,7 +2530,7 @@
           <w:noProof/>
         </w:rPr>
       </w:pPr>
-      <w:hyperlink w:anchor="_Toc241314506" w:history="1">
+      <w:hyperlink w:anchor="_Toc241316852" w:history="1">
         <w:r>
           <w:rPr>
             <w:rStyle w:val="Hyperlink"/>
@@ -2557,7 +2557,7 @@
             <w:noProof/>
             <w:webHidden/>
           </w:rPr>
-          <w:instrText xml:space="preserve"> PAGEREF _Toc241314506 \h </w:instrText>
+          <w:instrText xml:space="preserve"> PAGEREF _Toc241316852 \h </w:instrText>
         </w:r>
         <w:r>
           <w:rPr>
@@ -2598,7 +2598,7 @@
           <w:noProof/>
         </w:rPr>
       </w:pPr>
-      <w:hyperlink w:anchor="_Toc241314507" w:history="1">
+      <w:hyperlink w:anchor="_Toc241316853" w:history="1">
         <w:r>
           <w:rPr>
             <w:rStyle w:val="Hyperlink"/>
@@ -2625,7 +2625,7 @@
             <w:noProof/>
             <w:webHidden/>
           </w:rPr>
-          <w:instrText xml:space="preserve"> PAGEREF _Toc241314507 \h </w:instrText>
+          <w:instrText xml:space="preserve"> PAGEREF _Toc241316853 \h </w:instrText>
         </w:r>
         <w:r>
           <w:rPr>
@@ -2666,7 +2666,7 @@
           <w:noProof/>
         </w:rPr>
       </w:pPr>
-      <w:hyperlink w:anchor="_Toc241314508" w:history="1">
+      <w:hyperlink w:anchor="_Toc241316854" w:history="1">
         <w:r>
           <w:rPr>
             <w:rStyle w:val="Hyperlink"/>
@@ -2693,7 +2693,7 @@
             <w:noProof/>
             <w:webHidden/>
           </w:rPr>
-          <w:instrText xml:space="preserve"> PAGEREF _Toc241314508 \h </w:instrText>
+          <w:instrText xml:space="preserve"> PAGEREF _Toc241316854 \h </w:instrText>
         </w:r>
         <w:r>
           <w:rPr>
@@ -2734,7 +2734,7 @@
           <w:noProof/>
         </w:rPr>
       </w:pPr>
-      <w:hyperlink w:anchor="_Toc241314509" w:history="1">
+      <w:hyperlink w:anchor="_Toc241316855" w:history="1">
         <w:r>
           <w:rPr>
             <w:rStyle w:val="Hyperlink"/>
@@ -2761,7 +2761,7 @@
             <w:noProof/>
             <w:webHidden/>
           </w:rPr>
-          <w:instrText xml:space="preserve"> PAGEREF _Toc241314509 \h </w:instrText>
+          <w:instrText xml:space="preserve"> PAGEREF _Toc241316855 \h </w:instrText>
         </w:r>
         <w:r>
           <w:rPr>
@@ -2802,7 +2802,7 @@
           <w:noProof/>
         </w:rPr>
       </w:pPr>
-      <w:hyperlink w:anchor="_Toc241314510" w:history="1">
+      <w:hyperlink w:anchor="_Toc241316856" w:history="1">
         <w:r>
           <w:rPr>
             <w:rStyle w:val="Hyperlink"/>
@@ -2829,7 +2829,7 @@
             <w:noProof/>
             <w:webHidden/>
           </w:rPr>
-          <w:instrText xml:space="preserve"> PAGEREF _Toc241314510 \h </w:instrText>
+          <w:instrText xml:space="preserve"> PAGEREF _Toc241316856 \h </w:instrText>
         </w:r>
         <w:r>
           <w:rPr>
@@ -2870,7 +2870,7 @@
           <w:noProof/>
         </w:rPr>
       </w:pPr>
-      <w:hyperlink w:anchor="_Toc241314511" w:history="1">
+      <w:hyperlink w:anchor="_Toc241316857" w:history="1">
         <w:r>
           <w:rPr>
             <w:rStyle w:val="Hyperlink"/>
@@ -2897,7 +2897,7 @@
             <w:noProof/>
             <w:webHidden/>
           </w:rPr>
-          <w:instrText xml:space="preserve"> PAGEREF _Toc241314511 \h </w:instrText>
+          <w:instrText xml:space="preserve"> PAGEREF _Toc241316857 \h </w:instrText>
         </w:r>
         <w:r>
           <w:rPr>
@@ -2938,7 +2938,7 @@
           <w:noProof/>
         </w:rPr>
       </w:pPr>
-      <w:hyperlink w:anchor="_Toc241314512" w:history="1">
+      <w:hyperlink w:anchor="_Toc241316858" w:history="1">
         <w:r>
           <w:rPr>
             <w:rStyle w:val="Hyperlink"/>
@@ -2965,7 +2965,7 @@
             <w:noProof/>
             <w:webHidden/>
           </w:rPr>
-          <w:instrText xml:space="preserve"> PAGEREF _Toc241314512 \h </w:instrText>
+          <w:instrText xml:space="preserve"> PAGEREF _Toc241316858 \h </w:instrText>
         </w:r>
         <w:r>
           <w:rPr>
@@ -3006,7 +3006,7 @@
           <w:noProof/>
         </w:rPr>
       </w:pPr>
-      <w:hyperlink w:anchor="_Toc241314513" w:history="1">
+      <w:hyperlink w:anchor="_Toc241316859" w:history="1">
         <w:r>
           <w:rPr>
             <w:rStyle w:val="Hyperlink"/>
@@ -3033,7 +3033,7 @@
             <w:noProof/>
             <w:webHidden/>
           </w:rPr>
-          <w:instrText xml:space="preserve"> PAGEREF _Toc241314513 \h </w:instrText>
+          <w:instrText xml:space="preserve"> PAGEREF _Toc241316859 \h </w:instrText>
         </w:r>
         <w:r>
           <w:rPr>
@@ -3074,7 +3074,7 @@
           <w:noProof/>
         </w:rPr>
       </w:pPr>
-      <w:hyperlink w:anchor="_Toc241314514" w:history="1">
+      <w:hyperlink w:anchor="_Toc241316860" w:history="1">
         <w:r>
           <w:rPr>
             <w:rStyle w:val="Hyperlink"/>
@@ -3101,7 +3101,7 @@
             <w:noProof/>
             <w:webHidden/>
           </w:rPr>
-          <w:instrText xml:space="preserve"> PAGEREF _Toc241314514 \h </w:instrText>
+          <w:instrText xml:space="preserve"> PAGEREF _Toc241316860 \h </w:instrText>
         </w:r>
         <w:r>
           <w:rPr>
@@ -3146,7 +3146,7 @@
       <w:pPr>
         <w:pStyle w:val="Heading1"/>
       </w:pPr>
-      <w:bookmarkStart w:id="0" w:name="_Toc241314473"/>
+      <w:bookmarkStart w:id="0" w:name="_Toc241316819"/>
       <w:r>
         <w:lastRenderedPageBreak/>
         <w:t>1. Introducción</w:t>
@@ -3157,7 +3157,7 @@
       <w:pPr>
         <w:pStyle w:val="Heading2"/>
       </w:pPr>
-      <w:bookmarkStart w:id="1" w:name="_Toc241314474"/>
+      <w:bookmarkStart w:id="1" w:name="_Toc241316820"/>
       <w:r>
         <w:t>1.1 Propósito del software</w:t>
       </w:r>
@@ -3175,7 +3175,7 @@
       <w:pPr>
         <w:pStyle w:val="Heading2"/>
       </w:pPr>
-      <w:bookmarkStart w:id="2" w:name="_Toc241314475"/>
+      <w:bookmarkStart w:id="2" w:name="_Toc241316821"/>
       <w:r>
         <w:t>1.2 Contexto general</w:t>
       </w:r>
@@ -3193,7 +3193,7 @@
       <w:pPr>
         <w:pStyle w:val="Heading2"/>
       </w:pPr>
-      <w:bookmarkStart w:id="3" w:name="_Toc241314476"/>
+      <w:bookmarkStart w:id="3" w:name="_Toc241316822"/>
       <w:r>
         <w:t>1.3 Alcance del documento</w:t>
       </w:r>
@@ -3211,7 +3211,7 @@
       <w:pPr>
         <w:pStyle w:val="Heading1"/>
       </w:pPr>
-      <w:bookmarkStart w:id="4" w:name="_Toc241314477"/>
+      <w:bookmarkStart w:id="4" w:name="_Toc241316823"/>
       <w:r>
         <w:t>2. Descripción general del sistema</w:t>
       </w:r>
@@ -3221,7 +3221,7 @@
       <w:pPr>
         <w:pStyle w:val="Heading2"/>
       </w:pPr>
-      <w:bookmarkStart w:id="5" w:name="_Toc241314478"/>
+      <w:bookmarkStart w:id="5" w:name="_Toc241316824"/>
       <w:r>
         <w:t>2.1 Equipo necesario</w:t>
       </w:r>
@@ -3267,7 +3267,7 @@
       <w:pPr>
         <w:pStyle w:val="Heading2"/>
       </w:pPr>
-      <w:bookmarkStart w:id="6" w:name="_Toc241314479"/>
+      <w:bookmarkStart w:id="6" w:name="_Toc241316825"/>
       <w:r>
         <w:t>2.2 Qué hace el sistema</w:t>
       </w:r>
@@ -3358,7 +3358,7 @@
       <w:pPr>
         <w:pStyle w:val="Heading2"/>
       </w:pPr>
-      <w:bookmarkStart w:id="7" w:name="_Toc241314480"/>
+      <w:bookmarkStart w:id="7" w:name="_Toc241316826"/>
       <w:r>
         <w:t>2.3 Para qué sirve</w:t>
       </w:r>
@@ -3376,7 +3376,7 @@
       <w:pPr>
         <w:pStyle w:val="Heading2"/>
       </w:pPr>
-      <w:bookmarkStart w:id="8" w:name="_Toc241314481"/>
+      <w:bookmarkStart w:id="8" w:name="_Toc241316827"/>
       <w:r>
         <w:t>2.4 Principales capacidades</w:t>
       </w:r>
@@ -3688,7 +3688,7 @@
       <w:pPr>
         <w:pStyle w:val="Heading1"/>
       </w:pPr>
-      <w:bookmarkStart w:id="9" w:name="_Toc241314482"/>
+      <w:bookmarkStart w:id="9" w:name="_Toc241316828"/>
       <w:r>
         <w:t>3. Acceso y requisitos</w:t>
       </w:r>
@@ -3698,7 +3698,7 @@
       <w:pPr>
         <w:pStyle w:val="Heading2"/>
       </w:pPr>
-      <w:bookmarkStart w:id="10" w:name="_Toc241314483"/>
+      <w:bookmarkStart w:id="10" w:name="_Toc241316829"/>
       <w:r>
         <w:t>3.1 Requisitos de software</w:t>
       </w:r>
@@ -3716,7 +3716,7 @@
       <w:pPr>
         <w:pStyle w:val="Heading2"/>
       </w:pPr>
-      <w:bookmarkStart w:id="11" w:name="_Toc241314484"/>
+      <w:bookmarkStart w:id="11" w:name="_Toc241316830"/>
       <w:r>
         <w:t>3.2 Requisitos de hardware</w:t>
       </w:r>
@@ -3734,7 +3734,7 @@
       <w:pPr>
         <w:pStyle w:val="Heading2"/>
       </w:pPr>
-      <w:bookmarkStart w:id="12" w:name="_Toc241314485"/>
+      <w:bookmarkStart w:id="12" w:name="_Toc241316831"/>
       <w:r>
         <w:t>3.3 Instalación y ejecución del programa</w:t>
       </w:r>
@@ -3828,7 +3828,7 @@
       <w:pPr>
         <w:pStyle w:val="Heading2"/>
       </w:pPr>
-      <w:bookmarkStart w:id="13" w:name="_Toc241314486"/>
+      <w:bookmarkStart w:id="13" w:name="_Toc241316832"/>
       <w:r>
         <w:t>3.4 Idioma de la interfaz</w:t>
       </w:r>
@@ -3846,7 +3846,7 @@
       <w:pPr>
         <w:pStyle w:val="Heading2"/>
       </w:pPr>
-      <w:bookmarkStart w:id="14" w:name="_Toc241314487"/>
+      <w:bookmarkStart w:id="14" w:name="_Toc241316833"/>
       <w:r>
         <w:t>3.5 Archivos y carpetas del programa</w:t>
       </w:r>
@@ -4127,7 +4127,7 @@
       <w:pPr>
         <w:pStyle w:val="Heading1"/>
       </w:pPr>
-      <w:bookmarkStart w:id="15" w:name="_Toc241314488"/>
+      <w:bookmarkStart w:id="15" w:name="_Toc241316834"/>
       <w:r>
         <w:t>4. Uso del sistema</w:t>
       </w:r>
@@ -4137,7 +4137,7 @@
       <w:pPr>
         <w:pStyle w:val="Heading2"/>
       </w:pPr>
-      <w:bookmarkStart w:id="16" w:name="_Toc241314489"/>
+      <w:bookmarkStart w:id="16" w:name="_Toc241316835"/>
       <w:r>
         <w:t>4.1 Inicio de Meritum_CAT</w:t>
       </w:r>
@@ -4162,7 +4162,7 @@
         </w:rPr>
         <w:lastRenderedPageBreak/>
         <w:drawing>
-          <wp:inline distT="0" distB="0" distL="0" distR="0" wp14:anchorId="07163B77" wp14:editId="7AF3F4A2">
+          <wp:inline distT="0" distB="0" distL="0" distR="0" wp14:anchorId="29C182B2" wp14:editId="7FBFB350">
             <wp:extent cx="5760000" cy="3420000"/>
             <wp:effectExtent l="0" t="0" r="0" b="0"/>
             <wp:docPr id="1" name="Picture 1"/>
@@ -4216,7 +4216,7 @@
       <w:pPr>
         <w:pStyle w:val="Heading2"/>
       </w:pPr>
-      <w:bookmarkStart w:id="17" w:name="_Toc241314490"/>
+      <w:bookmarkStart w:id="17" w:name="_Toc241316836"/>
       <w:r>
         <w:t>4.2 Descripción de la interfaz</w:t>
       </w:r>
@@ -4307,7 +4307,7 @@
           <w:noProof/>
         </w:rPr>
         <w:drawing>
-          <wp:inline distT="0" distB="0" distL="0" distR="0" wp14:anchorId="7BFCD1BA" wp14:editId="2D06B58C">
+          <wp:inline distT="0" distB="0" distL="0" distR="0" wp14:anchorId="784EFD4B" wp14:editId="0958228E">
             <wp:extent cx="3600000" cy="1238400"/>
             <wp:effectExtent l="0" t="0" r="0" b="0"/>
             <wp:docPr id="2" name="Picture 2"/>
@@ -4361,7 +4361,7 @@
       <w:pPr>
         <w:pStyle w:val="Heading2"/>
       </w:pPr>
-      <w:bookmarkStart w:id="18" w:name="_Toc241314491"/>
+      <w:bookmarkStart w:id="18" w:name="_Toc241316837"/>
       <w:r>
         <w:lastRenderedPageBreak/>
         <w:t>4.3 Banco de ítems</w:t>
@@ -4461,7 +4461,7 @@
           <w:noProof/>
         </w:rPr>
         <w:drawing>
-          <wp:inline distT="0" distB="0" distL="0" distR="0" wp14:anchorId="756F81C4" wp14:editId="51D22819">
+          <wp:inline distT="0" distB="0" distL="0" distR="0" wp14:anchorId="15326241" wp14:editId="48F001B9">
             <wp:extent cx="5760000" cy="3420000"/>
             <wp:effectExtent l="0" t="0" r="0" b="0"/>
             <wp:docPr id="3" name="Picture 3"/>
@@ -4538,7 +4538,7 @@
         </w:rPr>
         <w:lastRenderedPageBreak/>
         <w:drawing>
-          <wp:inline distT="0" distB="0" distL="0" distR="0" wp14:anchorId="06593681" wp14:editId="278CAA2A">
+          <wp:inline distT="0" distB="0" distL="0" distR="0" wp14:anchorId="3A7EF332" wp14:editId="3344889A">
             <wp:extent cx="5760000" cy="3420000"/>
             <wp:effectExtent l="0" t="0" r="0" b="0"/>
             <wp:docPr id="4" name="Picture 4"/>
@@ -4607,7 +4607,7 @@
         </w:rPr>
         <w:lastRenderedPageBreak/>
         <w:drawing>
-          <wp:inline distT="0" distB="0" distL="0" distR="0" wp14:anchorId="5A68C2AE" wp14:editId="00017A9C">
+          <wp:inline distT="0" distB="0" distL="0" distR="0" wp14:anchorId="673941B4" wp14:editId="1A9A745A">
             <wp:extent cx="3960000" cy="5621786"/>
             <wp:effectExtent l="0" t="0" r="0" b="0"/>
             <wp:docPr id="5" name="Picture 5"/>
@@ -4661,7 +4661,7 @@
       <w:pPr>
         <w:pStyle w:val="Heading2"/>
       </w:pPr>
-      <w:bookmarkStart w:id="19" w:name="_Toc241314492"/>
+      <w:bookmarkStart w:id="19" w:name="_Toc241316838"/>
       <w:r>
         <w:t>4.4 Modelos IRT</w:t>
       </w:r>
@@ -4768,7 +4768,7 @@
         </w:rPr>
         <w:lastRenderedPageBreak/>
         <w:drawing>
-          <wp:inline distT="0" distB="0" distL="0" distR="0" wp14:anchorId="53C96DA4" wp14:editId="7180048B">
+          <wp:inline distT="0" distB="0" distL="0" distR="0" wp14:anchorId="326E71FE" wp14:editId="5217FA2F">
             <wp:extent cx="5760000" cy="3420000"/>
             <wp:effectExtent l="0" t="0" r="0" b="0"/>
             <wp:docPr id="6" name="Picture 6"/>
@@ -4828,7 +4828,7 @@
           <w:noProof/>
         </w:rPr>
         <w:drawing>
-          <wp:inline distT="0" distB="0" distL="0" distR="0" wp14:anchorId="573B39A3" wp14:editId="161F06D9">
+          <wp:inline distT="0" distB="0" distL="0" distR="0" wp14:anchorId="7CE5BFE7" wp14:editId="14FFF12A">
             <wp:extent cx="5760000" cy="3420000"/>
             <wp:effectExtent l="0" t="0" r="0" b="0"/>
             <wp:docPr id="7" name="Picture 7"/>
@@ -4882,7 +4882,7 @@
       <w:pPr>
         <w:pStyle w:val="Heading2"/>
       </w:pPr>
-      <w:bookmarkStart w:id="20" w:name="_Toc241314493"/>
+      <w:bookmarkStart w:id="20" w:name="_Toc241316839"/>
       <w:r>
         <w:t>4.5 Test adaptativo paso a paso</w:t>
       </w:r>
@@ -5019,7 +5019,7 @@
           <w:noProof/>
         </w:rPr>
         <w:drawing>
-          <wp:inline distT="0" distB="0" distL="0" distR="0" wp14:anchorId="3F566423" wp14:editId="704C5A1E">
+          <wp:inline distT="0" distB="0" distL="0" distR="0" wp14:anchorId="39D38FA1" wp14:editId="0439F63F">
             <wp:extent cx="5760000" cy="3420000"/>
             <wp:effectExtent l="0" t="0" r="0" b="0"/>
             <wp:docPr id="8" name="Picture 8"/>
@@ -5080,7 +5080,7 @@
         </w:rPr>
         <w:lastRenderedPageBreak/>
         <w:drawing>
-          <wp:inline distT="0" distB="0" distL="0" distR="0" wp14:anchorId="3C2A3513" wp14:editId="3A42DD43">
+          <wp:inline distT="0" distB="0" distL="0" distR="0" wp14:anchorId="3EA891CC" wp14:editId="63EE20D0">
             <wp:extent cx="5760000" cy="3420000"/>
             <wp:effectExtent l="0" t="0" r="0" b="0"/>
             <wp:docPr id="9" name="Picture 9"/>
@@ -5134,7 +5134,7 @@
       <w:pPr>
         <w:pStyle w:val="Heading2"/>
       </w:pPr>
-      <w:bookmarkStart w:id="21" w:name="_Toc241314494"/>
+      <w:bookmarkStart w:id="21" w:name="_Toc241316840"/>
       <w:r>
         <w:t>4.6 Simulación Monte Carlo</w:t>
       </w:r>
@@ -5311,7 +5311,7 @@
       <w:pPr>
         <w:pStyle w:val="Heading2"/>
       </w:pPr>
-      <w:bookmarkStart w:id="22" w:name="_Toc241314495"/>
+      <w:bookmarkStart w:id="22" w:name="_Toc241316841"/>
       <w:r>
         <w:t>4.7 Experimentos científicos</w:t>
       </w:r>
@@ -5396,7 +5396,7 @@
       <w:pPr>
         <w:pStyle w:val="Heading2"/>
       </w:pPr>
-      <w:bookmarkStart w:id="23" w:name="_Toc241314496"/>
+      <w:bookmarkStart w:id="23" w:name="_Toc241316842"/>
       <w:r>
         <w:t>4.8 Reproducción de un experimento</w:t>
       </w:r>
@@ -5466,7 +5466,7 @@
       <w:pPr>
         <w:pStyle w:val="Heading2"/>
       </w:pPr>
-      <w:bookmarkStart w:id="24" w:name="_Toc241314497"/>
+      <w:bookmarkStart w:id="24" w:name="_Toc241316843"/>
       <w:r>
         <w:t>4.9 Ayuda</w:t>
       </w:r>
@@ -5491,7 +5491,7 @@
         </w:rPr>
         <w:lastRenderedPageBreak/>
         <w:drawing>
-          <wp:inline distT="0" distB="0" distL="0" distR="0" wp14:anchorId="322F387F" wp14:editId="58971BDA">
+          <wp:inline distT="0" distB="0" distL="0" distR="0" wp14:anchorId="416DC65F" wp14:editId="2B5FF930">
             <wp:extent cx="4320000" cy="3120000"/>
             <wp:effectExtent l="0" t="0" r="0" b="0"/>
             <wp:docPr id="10" name="Picture 10"/>
@@ -5551,7 +5551,7 @@
           <w:noProof/>
         </w:rPr>
         <w:drawing>
-          <wp:inline distT="0" distB="0" distL="0" distR="0" wp14:anchorId="3814717B" wp14:editId="03525C1F">
+          <wp:inline distT="0" distB="0" distL="0" distR="0" wp14:anchorId="1BE775A4" wp14:editId="1998C7D5">
             <wp:extent cx="5400000" cy="3306122"/>
             <wp:effectExtent l="0" t="0" r="0" b="0"/>
             <wp:docPr id="11" name="Picture 11"/>
@@ -5612,7 +5612,7 @@
         </w:rPr>
         <w:lastRenderedPageBreak/>
         <w:drawing>
-          <wp:inline distT="0" distB="0" distL="0" distR="0" wp14:anchorId="09A4BBF9" wp14:editId="0FCC0778">
+          <wp:inline distT="0" distB="0" distL="0" distR="0" wp14:anchorId="1536F326" wp14:editId="781AB831">
             <wp:extent cx="3960000" cy="2588143"/>
             <wp:effectExtent l="0" t="0" r="0" b="0"/>
             <wp:docPr id="12" name="Picture 12"/>
@@ -5672,7 +5672,7 @@
           <w:noProof/>
         </w:rPr>
         <w:drawing>
-          <wp:inline distT="0" distB="0" distL="0" distR="0" wp14:anchorId="2147400E" wp14:editId="45712FE4">
+          <wp:inline distT="0" distB="0" distL="0" distR="0" wp14:anchorId="34192344" wp14:editId="436ABE18">
             <wp:extent cx="5760000" cy="3420000"/>
             <wp:effectExtent l="0" t="0" r="0" b="0"/>
             <wp:docPr id="13" name="Picture 13"/>
@@ -5726,7 +5726,7 @@
       <w:pPr>
         <w:pStyle w:val="Heading1"/>
       </w:pPr>
-      <w:bookmarkStart w:id="25" w:name="_Toc241314498"/>
+      <w:bookmarkStart w:id="25" w:name="_Toc241316844"/>
       <w:r>
         <w:t>5. Ejemplos de simulación documentados</w:t>
       </w:r>
@@ -5744,7 +5744,7 @@
       <w:pPr>
         <w:pStyle w:val="Heading2"/>
       </w:pPr>
-      <w:bookmarkStart w:id="26" w:name="_Toc241314499"/>
+      <w:bookmarkStart w:id="26" w:name="_Toc241316845"/>
       <w:r>
         <w:lastRenderedPageBreak/>
         <w:t>5.1 Corrida A: 1PL + EAP + máxima información</w:t>
@@ -5926,7 +5926,7 @@
           <w:noProof/>
         </w:rPr>
         <w:drawing>
-          <wp:inline distT="0" distB="0" distL="0" distR="0" wp14:anchorId="22471502" wp14:editId="1BFDC159">
+          <wp:inline distT="0" distB="0" distL="0" distR="0" wp14:anchorId="710B891D" wp14:editId="62981B0A">
             <wp:extent cx="5760000" cy="3420000"/>
             <wp:effectExtent l="0" t="0" r="0" b="0"/>
             <wp:docPr id="14" name="Picture 14"/>
@@ -6439,7 +6439,7 @@
       <w:pPr>
         <w:pStyle w:val="Heading2"/>
       </w:pPr>
-      <w:bookmarkStart w:id="27" w:name="_Toc241314500"/>
+      <w:bookmarkStart w:id="27" w:name="_Toc241316846"/>
       <w:r>
         <w:t>5.2 Corrida B: 2PL + MAP</w:t>
       </w:r>
@@ -6621,7 +6621,7 @@
         </w:rPr>
         <w:lastRenderedPageBreak/>
         <w:drawing>
-          <wp:inline distT="0" distB="0" distL="0" distR="0" wp14:anchorId="70EF4214" wp14:editId="25C6F5CC">
+          <wp:inline distT="0" distB="0" distL="0" distR="0" wp14:anchorId="00523211" wp14:editId="6C576B13">
             <wp:extent cx="5760000" cy="3420000"/>
             <wp:effectExtent l="0" t="0" r="0" b="0"/>
             <wp:docPr id="15" name="Picture 15"/>
@@ -7133,7 +7133,7 @@
       <w:pPr>
         <w:pStyle w:val="Heading2"/>
       </w:pPr>
-      <w:bookmarkStart w:id="28" w:name="_Toc241314501"/>
+      <w:bookmarkStart w:id="28" w:name="_Toc241316847"/>
       <w:r>
         <w:t>5.3 Corrida C: 3PL + EAP</w:t>
       </w:r>
@@ -7315,7 +7315,7 @@
           <w:noProof/>
         </w:rPr>
         <w:drawing>
-          <wp:inline distT="0" distB="0" distL="0" distR="0" wp14:anchorId="5CD068C0" wp14:editId="424F7F31">
+          <wp:inline distT="0" distB="0" distL="0" distR="0" wp14:anchorId="70B39AE2" wp14:editId="3549B661">
             <wp:extent cx="5760000" cy="3420000"/>
             <wp:effectExtent l="0" t="0" r="0" b="0"/>
             <wp:docPr id="16" name="Picture 16"/>
@@ -7827,7 +7827,7 @@
       <w:pPr>
         <w:pStyle w:val="Heading2"/>
       </w:pPr>
-      <w:bookmarkStart w:id="29" w:name="_Toc241314502"/>
+      <w:bookmarkStart w:id="29" w:name="_Toc241316848"/>
       <w:r>
         <w:t>5.4 Corrida D: CAT frente a test fijo</w:t>
       </w:r>
@@ -7919,7 +7919,7 @@
           <w:noProof/>
         </w:rPr>
         <w:drawing>
-          <wp:inline distT="0" distB="0" distL="0" distR="0" wp14:anchorId="7ECF54C9" wp14:editId="72F4A8FD">
+          <wp:inline distT="0" distB="0" distL="0" distR="0" wp14:anchorId="67E67ED4" wp14:editId="109C71D2">
             <wp:extent cx="5760000" cy="3420000"/>
             <wp:effectExtent l="0" t="0" r="0" b="0"/>
             <wp:docPr id="17" name="Picture 17"/>
@@ -8516,7 +8516,7 @@
       <w:pPr>
         <w:pStyle w:val="Heading2"/>
       </w:pPr>
-      <w:bookmarkStart w:id="30" w:name="_Toc241314503"/>
+      <w:bookmarkStart w:id="30" w:name="_Toc241316849"/>
       <w:r>
         <w:t>5.5 Corrida E: exposición de ítems</w:t>
       </w:r>
@@ -8608,7 +8608,7 @@
           <w:noProof/>
         </w:rPr>
         <w:drawing>
-          <wp:inline distT="0" distB="0" distL="0" distR="0" wp14:anchorId="2F03E96C" wp14:editId="441EA349">
+          <wp:inline distT="0" distB="0" distL="0" distR="0" wp14:anchorId="5CC740DB" wp14:editId="630FFAE8">
             <wp:extent cx="5760000" cy="3420000"/>
             <wp:effectExtent l="0" t="0" r="0" b="0"/>
             <wp:docPr id="18" name="Picture 18"/>
@@ -9135,7 +9135,7 @@
         </w:rPr>
         <w:lastRenderedPageBreak/>
         <w:drawing>
-          <wp:inline distT="0" distB="0" distL="0" distR="0" wp14:anchorId="666AF332" wp14:editId="3000B08A">
+          <wp:inline distT="0" distB="0" distL="0" distR="0" wp14:anchorId="77197EF4" wp14:editId="28284D54">
             <wp:extent cx="5760000" cy="3420000"/>
             <wp:effectExtent l="0" t="0" r="0" b="0"/>
             <wp:docPr id="19" name="Picture 19"/>
@@ -9764,7 +9764,7 @@
       <w:pPr>
         <w:pStyle w:val="Heading2"/>
       </w:pPr>
-      <w:bookmarkStart w:id="31" w:name="_Toc241314504"/>
+      <w:bookmarkStart w:id="31" w:name="_Toc241316850"/>
       <w:r>
         <w:t>5.6 Corrida F: robustez ante errores de calibración</w:t>
       </w:r>
@@ -9826,7 +9826,7 @@
         </w:rPr>
         <w:lastRenderedPageBreak/>
         <w:drawing>
-          <wp:inline distT="0" distB="0" distL="0" distR="0" wp14:anchorId="25815CC6" wp14:editId="6ED0EC12">
+          <wp:inline distT="0" distB="0" distL="0" distR="0" wp14:anchorId="2D2B5E91" wp14:editId="73D7AC5A">
             <wp:extent cx="5760000" cy="3420000"/>
             <wp:effectExtent l="0" t="0" r="0" b="0"/>
             <wp:docPr id="20" name="Picture 20"/>
@@ -10463,7 +10463,7 @@
       <w:pPr>
         <w:pStyle w:val="Heading2"/>
       </w:pPr>
-      <w:bookmarkStart w:id="32" w:name="_Toc241314505"/>
+      <w:bookmarkStart w:id="32" w:name="_Toc241316851"/>
       <w:r>
         <w:t>5.7 Flujo científico completo con 5000 examinados y reproducción</w:t>
       </w:r>
@@ -10585,7 +10585,7 @@
         </w:rPr>
         <w:lastRenderedPageBreak/>
         <w:drawing>
-          <wp:inline distT="0" distB="0" distL="0" distR="0" wp14:anchorId="5FFD6E11" wp14:editId="18746203">
+          <wp:inline distT="0" distB="0" distL="0" distR="0" wp14:anchorId="33FBE412" wp14:editId="61694541">
             <wp:extent cx="5760000" cy="3420000"/>
             <wp:effectExtent l="0" t="0" r="0" b="0"/>
             <wp:docPr id="21" name="Picture 21"/>
@@ -10645,7 +10645,7 @@
           <w:noProof/>
         </w:rPr>
         <w:drawing>
-          <wp:inline distT="0" distB="0" distL="0" distR="0" wp14:anchorId="43E0CCC7" wp14:editId="221CD745">
+          <wp:inline distT="0" distB="0" distL="0" distR="0" wp14:anchorId="1E92A9BA" wp14:editId="7B86199C">
             <wp:extent cx="5760000" cy="3420000"/>
             <wp:effectExtent l="0" t="0" r="0" b="0"/>
             <wp:docPr id="22" name="Picture 22"/>
@@ -10706,7 +10706,7 @@
         </w:rPr>
         <w:lastRenderedPageBreak/>
         <w:drawing>
-          <wp:inline distT="0" distB="0" distL="0" distR="0" wp14:anchorId="477B37E6" wp14:editId="5D1C577B">
+          <wp:inline distT="0" distB="0" distL="0" distR="0" wp14:anchorId="62917C17" wp14:editId="02527977">
             <wp:extent cx="5760000" cy="3420000"/>
             <wp:effectExtent l="0" t="0" r="0" b="0"/>
             <wp:docPr id="23" name="Picture 23"/>
@@ -11415,7 +11415,7 @@
       <w:pPr>
         <w:pStyle w:val="Heading2"/>
       </w:pPr>
-      <w:bookmarkStart w:id="33" w:name="_Toc241314506"/>
+      <w:bookmarkStart w:id="33" w:name="_Toc241316852"/>
       <w:r>
         <w:t>5.8 Consideraciones de los ejemplos</w:t>
       </w:r>
@@ -11452,7 +11452,7 @@
       <w:pPr>
         <w:pStyle w:val="Heading1"/>
       </w:pPr>
-      <w:bookmarkStart w:id="34" w:name="_Toc241314507"/>
+      <w:bookmarkStart w:id="34" w:name="_Toc241316853"/>
       <w:r>
         <w:lastRenderedPageBreak/>
         <w:t>6. Solución de problemas</w:t>
@@ -11463,7 +11463,7 @@
       <w:pPr>
         <w:pStyle w:val="Heading2"/>
       </w:pPr>
-      <w:bookmarkStart w:id="35" w:name="_Toc241314508"/>
+      <w:bookmarkStart w:id="35" w:name="_Toc241316854"/>
       <w:r>
         <w:t>6.1 Meritum_CAT no inicia</w:t>
       </w:r>
@@ -11501,7 +11501,7 @@
       <w:pPr>
         <w:pStyle w:val="Heading2"/>
       </w:pPr>
-      <w:bookmarkStart w:id="36" w:name="_Toc241314509"/>
+      <w:bookmarkStart w:id="36" w:name="_Toc241316855"/>
       <w:r>
         <w:t>6.2 No se puede importar el banco</w:t>
       </w:r>
@@ -11539,7 +11539,7 @@
       <w:pPr>
         <w:pStyle w:val="Heading2"/>
       </w:pPr>
-      <w:bookmarkStart w:id="37" w:name="_Toc241314510"/>
+      <w:bookmarkStart w:id="37" w:name="_Toc241316856"/>
       <w:r>
         <w:t>6.3 El botón Ejecutar muestra que el banco tiene errores</w:t>
       </w:r>
@@ -11577,7 +11577,7 @@
       <w:pPr>
         <w:pStyle w:val="Heading2"/>
       </w:pPr>
-      <w:bookmarkStart w:id="38" w:name="_Toc241314511"/>
+      <w:bookmarkStart w:id="38" w:name="_Toc241316857"/>
       <w:r>
         <w:t>6.4 La simulación tarda mucho</w:t>
       </w:r>
@@ -11615,7 +11615,7 @@
       <w:pPr>
         <w:pStyle w:val="Heading2"/>
       </w:pPr>
-      <w:bookmarkStart w:id="39" w:name="_Toc241314512"/>
+      <w:bookmarkStart w:id="39" w:name="_Toc241316858"/>
       <w:r>
         <w:t>6.5 No se puede exportar</w:t>
       </w:r>
@@ -11653,7 +11653,7 @@
       <w:pPr>
         <w:pStyle w:val="Heading2"/>
       </w:pPr>
-      <w:bookmarkStart w:id="40" w:name="_Toc241314513"/>
+      <w:bookmarkStart w:id="40" w:name="_Toc241316859"/>
       <w:r>
         <w:t>6.6 La reproducción no coincide</w:t>
       </w:r>
@@ -11691,7 +11691,7 @@
       <w:pPr>
         <w:pStyle w:val="Heading1"/>
       </w:pPr>
-      <w:bookmarkStart w:id="41" w:name="_Toc241314514"/>
+      <w:bookmarkStart w:id="41" w:name="_Toc241316860"/>
       <w:r>
         <w:t>Referencias</w:t>
       </w:r>
@@ -12452,31 +12452,31 @@
       </w:rPr>
     </w:lvl>
   </w:abstractNum>
-  <w:num w:numId="1" w16cid:durableId="615139699">
+  <w:num w:numId="1" w16cid:durableId="1774473443">
     <w:abstractNumId w:val="8"/>
   </w:num>
-  <w:num w:numId="2" w16cid:durableId="37977727">
+  <w:num w:numId="2" w16cid:durableId="439297765">
     <w:abstractNumId w:val="6"/>
   </w:num>
-  <w:num w:numId="3" w16cid:durableId="626399106">
+  <w:num w:numId="3" w16cid:durableId="992295410">
     <w:abstractNumId w:val="5"/>
   </w:num>
-  <w:num w:numId="4" w16cid:durableId="816337120">
+  <w:num w:numId="4" w16cid:durableId="1470435884">
     <w:abstractNumId w:val="4"/>
   </w:num>
-  <w:num w:numId="5" w16cid:durableId="204944">
+  <w:num w:numId="5" w16cid:durableId="1884097716">
     <w:abstractNumId w:val="7"/>
   </w:num>
-  <w:num w:numId="6" w16cid:durableId="1873305905">
+  <w:num w:numId="6" w16cid:durableId="1775973303">
     <w:abstractNumId w:val="3"/>
   </w:num>
-  <w:num w:numId="7" w16cid:durableId="300380051">
+  <w:num w:numId="7" w16cid:durableId="1452088354">
     <w:abstractNumId w:val="2"/>
   </w:num>
-  <w:num w:numId="8" w16cid:durableId="306671147">
+  <w:num w:numId="8" w16cid:durableId="799034497">
     <w:abstractNumId w:val="1"/>
   </w:num>
-  <w:num w:numId="9" w16cid:durableId="1610507283">
+  <w:num w:numId="9" w16cid:durableId="2075155712">
     <w:abstractNumId w:val="0"/>
   </w:num>
 </w:numbering>
@@ -23864,7 +23864,7 @@
     <w:autoRedefine/>
     <w:uiPriority w:val="39"/>
     <w:unhideWhenUsed/>
-    <w:rsid w:val="00CC052A"/>
+    <w:rsid w:val="004E57C0"/>
     <w:pPr>
       <w:spacing w:after="100"/>
     </w:pPr>
@@ -23876,7 +23876,7 @@
     <w:autoRedefine/>
     <w:uiPriority w:val="39"/>
     <w:unhideWhenUsed/>
-    <w:rsid w:val="00CC052A"/>
+    <w:rsid w:val="004E57C0"/>
     <w:pPr>
       <w:spacing w:after="100"/>
       <w:ind w:left="220"/>
@@ -23887,7 +23887,7 @@
     <w:basedOn w:val="DefaultParagraphFont"/>
     <w:uiPriority w:val="99"/>
     <w:unhideWhenUsed/>
-    <w:rsid w:val="00CC052A"/>
+    <w:rsid w:val="004E57C0"/>
     <w:rPr>
       <w:color w:val="0000FF" w:themeColor="hyperlink"/>
       <w:u w:val="single"/>
